--- a/Documentazione_Project_Work.docx
+++ b/Documentazione_Project_Work.docx
@@ -1,6 +1,6 @@
 
 <file path=word/document.xml><?xml version="1.0" encoding="utf-8"?>
-<w:document xmlns:wpc="http://schemas.microsoft.com/office/word/2010/wordprocessingCanvas" xmlns:cx="http://schemas.microsoft.com/office/drawing/2014/chartex" xmlns:cx1="http://schemas.microsoft.com/office/drawing/2015/9/8/chartex" xmlns:cx2="http://schemas.microsoft.com/office/drawing/2015/10/21/chartex" xmlns:cx3="http://schemas.microsoft.com/office/drawing/2016/5/9/chartex" xmlns:cx4="http://schemas.microsoft.com/office/drawing/2016/5/10/chartex" xmlns:cx5="http://schemas.microsoft.com/office/drawing/2016/5/11/chartex" xmlns:cx6="http://schemas.microsoft.com/office/drawing/2016/5/12/chartex" xmlns:cx7="http://schemas.microsoft.com/office/drawing/2016/5/13/chartex" xmlns:cx8="http://schemas.microsoft.com/office/drawing/2016/5/14/chartex" xmlns:mc="http://schemas.openxmlformats.org/markup-compatibility/2006" xmlns:aink="http://schemas.microsoft.com/office/drawing/2016/ink" xmlns:am3d="http://schemas.microsoft.com/office/drawing/2017/model3d" xmlns:o="urn:schemas-microsoft-com:office:office" xmlns:oel="http://schemas.microsoft.com/office/2019/extlst" xmlns:r="http://schemas.openxmlformats.org/officeDocument/2006/relationships" xmlns:m="http://schemas.openxmlformats.org/officeDocument/2006/math" xmlns:v="urn:schemas-microsoft-com:vml" xmlns:wp14="http://schemas.microsoft.com/office/word/2010/wordprocessingDrawing" xmlns:wp="http://schemas.openxmlformats.org/drawingml/2006/wordprocessingDrawing" xmlns:w10="urn:schemas-microsoft-com:office:word" xmlns:w="http://schemas.openxmlformats.org/wordprocessingml/2006/main" xmlns:w14="http://schemas.microsoft.com/office/word/2010/wordml" xmlns:w15="http://schemas.microsoft.com/office/word/2012/wordml" xmlns:w16cex="http://schemas.microsoft.com/office/word/2018/wordml/cex" xmlns:w16cid="http://schemas.microsoft.com/office/word/2016/wordml/cid" xmlns:w16="http://schemas.microsoft.com/office/word/2018/wordml" xmlns:w16du="http://schemas.microsoft.com/office/word/2023/wordml/word16du" xmlns:w16sdtdh="http://schemas.microsoft.com/office/word/2020/wordml/sdtdatahash" xmlns:w16sdtfl="http://schemas.microsoft.com/office/word/2024/wordml/sdtformatlock" xmlns:w16se="http://schemas.microsoft.com/office/word/2015/wordml/symex" xmlns:wpg="http://schemas.microsoft.com/office/word/2010/wordprocessingGroup" xmlns:wpi="http://schemas.microsoft.com/office/word/2010/wordprocessingInk" xmlns:wne="http://schemas.microsoft.com/office/word/2006/wordml" xmlns:wps="http://schemas.microsoft.com/office/word/2010/wordprocessingShape" mc:Ignorable="w14 w15 w16se w16cid w16 w16cex w16sdtdh w16sdtfl w16du wp14">
+<w:document xmlns:wpc="http://schemas.microsoft.com/office/word/2010/wordprocessingCanvas" xmlns:cx="http://schemas.microsoft.com/office/drawing/2014/chartex" xmlns:cx1="http://schemas.microsoft.com/office/drawing/2015/9/8/chartex" xmlns:cx2="http://schemas.microsoft.com/office/drawing/2015/10/21/chartex" xmlns:cx3="http://schemas.microsoft.com/office/drawing/2016/5/9/chartex" xmlns:cx4="http://schemas.microsoft.com/office/drawing/2016/5/10/chartex" xmlns:cx5="http://schemas.microsoft.com/office/drawing/2016/5/11/chartex" xmlns:cx6="http://schemas.microsoft.com/office/drawing/2016/5/12/chartex" xmlns:cx7="http://schemas.microsoft.com/office/drawing/2016/5/13/chartex" xmlns:cx8="http://schemas.microsoft.com/office/drawing/2016/5/14/chartex" xmlns:mc="http://schemas.openxmlformats.org/markup-compatibility/2006" xmlns:aink="http://schemas.microsoft.com/office/drawing/2016/ink" xmlns:am3d="http://schemas.microsoft.com/office/drawing/2017/model3d" xmlns:o="urn:schemas-microsoft-com:office:office" xmlns:oel="http://schemas.microsoft.com/office/2019/extlst" xmlns:r="http://schemas.openxmlformats.org/officeDocument/2006/relationships" xmlns:m="http://schemas.openxmlformats.org/officeDocument/2006/math" xmlns:v="urn:schemas-microsoft-com:vml" xmlns:wp14="http://schemas.microsoft.com/office/word/2010/wordprocessingDrawing" xmlns:wp="http://schemas.openxmlformats.org/drawingml/2006/wordprocessingDrawing" xmlns:w10="urn:schemas-microsoft-com:office:word" xmlns:w="http://schemas.openxmlformats.org/wordprocessingml/2006/main" xmlns:w14="http://schemas.microsoft.com/office/word/2010/wordml" xmlns:w15="http://schemas.microsoft.com/office/word/2012/wordml" xmlns:w16cex="http://schemas.microsoft.com/office/word/2018/wordml/cex" xmlns:w16cid="http://schemas.microsoft.com/office/word/2016/wordml/cid" xmlns:w16="http://schemas.microsoft.com/office/word/2018/wordml" xmlns:w16du="http://schemas.microsoft.com/office/word/2023/wordml/word16du" xmlns:w16sdtdh="http://schemas.microsoft.com/office/word/2020/wordml/sdtdatahash" xmlns:w16se="http://schemas.microsoft.com/office/word/2015/wordml/symex" xmlns:wpg="http://schemas.microsoft.com/office/word/2010/wordprocessingGroup" xmlns:wpi="http://schemas.microsoft.com/office/word/2010/wordprocessingInk" xmlns:wne="http://schemas.microsoft.com/office/word/2006/wordml" xmlns:wps="http://schemas.microsoft.com/office/word/2010/wordprocessingShape" mc:Ignorable="w14 w15 w16se w16cid w16 w16cex w16sdtdh w16du wp14">
   <w:body>
     <w:p>
       <w:pPr>
@@ -185,7 +185,7 @@
       <w:sdtContent>
         <w:p>
           <w:pPr>
-            <w:pStyle w:val="TOCHeading"/>
+            <w:pStyle w:val="Titolosommario"/>
           </w:pPr>
           <w:r>
             <w:t>Sommario</w:t>
@@ -193,7 +193,7 @@
         </w:p>
         <w:p>
           <w:pPr>
-            <w:pStyle w:val="TOC1"/>
+            <w:pStyle w:val="Sommario1"/>
             <w:tabs>
               <w:tab w:val="right" w:leader="dot" w:pos="9376"/>
             </w:tabs>
@@ -216,7 +216,7 @@
           <w:hyperlink w:anchor="_Toc226843795" w:history="1">
             <w:r>
               <w:rPr>
-                <w:rStyle w:val="Hyperlink"/>
+                <w:rStyle w:val="Collegamentoipertestuale"/>
                 <w:noProof/>
               </w:rPr>
               <w:t>1. Introduzione e Obiettivi del Progetto</w:t>
@@ -273,7 +273,7 @@
         </w:p>
         <w:p>
           <w:pPr>
-            <w:pStyle w:val="TOC2"/>
+            <w:pStyle w:val="Sommario2"/>
             <w:tabs>
               <w:tab w:val="right" w:leader="dot" w:pos="9376"/>
             </w:tabs>
@@ -287,7 +287,7 @@
           <w:hyperlink w:anchor="_Toc226843796" w:history="1">
             <w:r>
               <w:rPr>
-                <w:rStyle w:val="Hyperlink"/>
+                <w:rStyle w:val="Collegamentoipertestuale"/>
                 <w:noProof/>
               </w:rPr>
               <w:t>Obiettivi principali</w:t>
@@ -344,7 +344,7 @@
         </w:p>
         <w:p>
           <w:pPr>
-            <w:pStyle w:val="TOC1"/>
+            <w:pStyle w:val="Sommario1"/>
             <w:tabs>
               <w:tab w:val="right" w:leader="dot" w:pos="9376"/>
             </w:tabs>
@@ -358,7 +358,7 @@
           <w:hyperlink w:anchor="_Toc226843797" w:history="1">
             <w:r>
               <w:rPr>
-                <w:rStyle w:val="Hyperlink"/>
+                <w:rStyle w:val="Collegamentoipertestuale"/>
                 <w:noProof/>
               </w:rPr>
               <w:t>2. Metodologia CRISP-DM</w:t>
@@ -415,7 +415,7 @@
         </w:p>
         <w:p>
           <w:pPr>
-            <w:pStyle w:val="TOC1"/>
+            <w:pStyle w:val="Sommario1"/>
             <w:tabs>
               <w:tab w:val="right" w:leader="dot" w:pos="9376"/>
             </w:tabs>
@@ -429,7 +429,7 @@
           <w:hyperlink w:anchor="_Toc226843798" w:history="1">
             <w:r>
               <w:rPr>
-                <w:rStyle w:val="Hyperlink"/>
+                <w:rStyle w:val="Collegamentoipertestuale"/>
                 <w:noProof/>
               </w:rPr>
               <w:t>3. Descrizione del Sistema</w:t>
@@ -486,7 +486,7 @@
         </w:p>
         <w:p>
           <w:pPr>
-            <w:pStyle w:val="TOC2"/>
+            <w:pStyle w:val="Sommario2"/>
             <w:tabs>
               <w:tab w:val="right" w:leader="dot" w:pos="9376"/>
             </w:tabs>
@@ -500,7 +500,7 @@
           <w:hyperlink w:anchor="_Toc226843799" w:history="1">
             <w:r>
               <w:rPr>
-                <w:rStyle w:val="Hyperlink"/>
+                <w:rStyle w:val="Collegamentoipertestuale"/>
                 <w:noProof/>
               </w:rPr>
               <w:t>Sistema proposto</w:t>
@@ -557,7 +557,7 @@
         </w:p>
         <w:p>
           <w:pPr>
-            <w:pStyle w:val="TOC2"/>
+            <w:pStyle w:val="Sommario2"/>
             <w:tabs>
               <w:tab w:val="right" w:leader="dot" w:pos="9376"/>
             </w:tabs>
@@ -571,7 +571,7 @@
           <w:hyperlink w:anchor="_Toc226843800" w:history="1">
             <w:r>
               <w:rPr>
-                <w:rStyle w:val="Hyperlink"/>
+                <w:rStyle w:val="Collegamentoipertestuale"/>
                 <w:noProof/>
               </w:rPr>
               <w:t>Flusso del sistema</w:t>
@@ -628,7 +628,7 @@
         </w:p>
         <w:p>
           <w:pPr>
-            <w:pStyle w:val="TOC2"/>
+            <w:pStyle w:val="Sommario2"/>
             <w:tabs>
               <w:tab w:val="right" w:leader="dot" w:pos="9376"/>
             </w:tabs>
@@ -642,7 +642,7 @@
           <w:hyperlink w:anchor="_Toc226843801" w:history="1">
             <w:r>
               <w:rPr>
-                <w:rStyle w:val="Hyperlink"/>
+                <w:rStyle w:val="Collegamentoipertestuale"/>
                 <w:noProof/>
               </w:rPr>
               <w:t>Funzionamento</w:t>
@@ -699,7 +699,7 @@
         </w:p>
         <w:p>
           <w:pPr>
-            <w:pStyle w:val="TOC1"/>
+            <w:pStyle w:val="Sommario1"/>
             <w:tabs>
               <w:tab w:val="right" w:leader="dot" w:pos="9376"/>
             </w:tabs>
@@ -713,7 +713,7 @@
           <w:hyperlink w:anchor="_Toc226843802" w:history="1">
             <w:r>
               <w:rPr>
-                <w:rStyle w:val="Hyperlink"/>
+                <w:rStyle w:val="Collegamentoipertestuale"/>
                 <w:noProof/>
               </w:rPr>
               <w:t>4. Tecnologie utilizzate</w:t>
@@ -770,7 +770,7 @@
         </w:p>
         <w:p>
           <w:pPr>
-            <w:pStyle w:val="TOC1"/>
+            <w:pStyle w:val="Sommario1"/>
             <w:tabs>
               <w:tab w:val="right" w:leader="dot" w:pos="9376"/>
             </w:tabs>
@@ -784,7 +784,7 @@
           <w:hyperlink w:anchor="_Toc226843803" w:history="1">
             <w:r>
               <w:rPr>
-                <w:rStyle w:val="Hyperlink"/>
+                <w:rStyle w:val="Collegamentoipertestuale"/>
                 <w:noProof/>
               </w:rPr>
               <w:t>5. Data Understanding</w:t>
@@ -841,7 +841,7 @@
         </w:p>
         <w:p>
           <w:pPr>
-            <w:pStyle w:val="TOC1"/>
+            <w:pStyle w:val="Sommario1"/>
             <w:tabs>
               <w:tab w:val="right" w:leader="dot" w:pos="9376"/>
             </w:tabs>
@@ -855,7 +855,7 @@
           <w:hyperlink w:anchor="_Toc226843804" w:history="1">
             <w:r>
               <w:rPr>
-                <w:rStyle w:val="Hyperlink"/>
+                <w:rStyle w:val="Collegamentoipertestuale"/>
                 <w:noProof/>
               </w:rPr>
               <w:t>6. Data Preparation</w:t>
@@ -912,7 +912,7 @@
         </w:p>
         <w:p>
           <w:pPr>
-            <w:pStyle w:val="TOC1"/>
+            <w:pStyle w:val="Sommario1"/>
             <w:tabs>
               <w:tab w:val="right" w:leader="dot" w:pos="9376"/>
             </w:tabs>
@@ -926,7 +926,7 @@
           <w:hyperlink w:anchor="_Toc226843805" w:history="1">
             <w:r>
               <w:rPr>
-                <w:rStyle w:val="Hyperlink"/>
+                <w:rStyle w:val="Collegamentoipertestuale"/>
                 <w:noProof/>
               </w:rPr>
               <w:t>7. Dati e Analisi Statistica</w:t>
@@ -983,7 +983,7 @@
         </w:p>
         <w:p>
           <w:pPr>
-            <w:pStyle w:val="TOC2"/>
+            <w:pStyle w:val="Sommario2"/>
             <w:tabs>
               <w:tab w:val="right" w:leader="dot" w:pos="9376"/>
             </w:tabs>
@@ -997,7 +997,7 @@
           <w:hyperlink w:anchor="_Toc226843806" w:history="1">
             <w:r>
               <w:rPr>
-                <w:rStyle w:val="Hyperlink"/>
+                <w:rStyle w:val="Collegamentoipertestuale"/>
                 <w:noProof/>
               </w:rPr>
               <w:t>Struttura del Dataset</w:t>
@@ -1054,7 +1054,7 @@
         </w:p>
         <w:p>
           <w:pPr>
-            <w:pStyle w:val="TOC2"/>
+            <w:pStyle w:val="Sommario2"/>
             <w:tabs>
               <w:tab w:val="right" w:leader="dot" w:pos="9376"/>
             </w:tabs>
@@ -1068,7 +1068,7 @@
           <w:hyperlink w:anchor="_Toc226843807" w:history="1">
             <w:r>
               <w:rPr>
-                <w:rStyle w:val="Hyperlink"/>
+                <w:rStyle w:val="Collegamentoipertestuale"/>
                 <w:noProof/>
               </w:rPr>
               <w:t>Analisi della Revenue (Target: VAL_REVENUES)</w:t>
@@ -1125,7 +1125,7 @@
         </w:p>
         <w:p>
           <w:pPr>
-            <w:pStyle w:val="TOC2"/>
+            <w:pStyle w:val="Sommario2"/>
             <w:tabs>
               <w:tab w:val="right" w:leader="dot" w:pos="9376"/>
             </w:tabs>
@@ -1139,7 +1139,7 @@
           <w:hyperlink w:anchor="_Toc226843808" w:history="1">
             <w:r>
               <w:rPr>
-                <w:rStyle w:val="Hyperlink"/>
+                <w:rStyle w:val="Collegamentoipertestuale"/>
                 <w:noProof/>
               </w:rPr>
               <w:t>Familiarizzazione con i dati con grafici (EDA)</w:t>
@@ -1196,7 +1196,7 @@
         </w:p>
         <w:p>
           <w:pPr>
-            <w:pStyle w:val="TOC2"/>
+            <w:pStyle w:val="Sommario2"/>
             <w:tabs>
               <w:tab w:val="right" w:leader="dot" w:pos="9376"/>
             </w:tabs>
@@ -1210,7 +1210,7 @@
           <w:hyperlink w:anchor="_Toc226843809" w:history="1">
             <w:r>
               <w:rPr>
-                <w:rStyle w:val="Hyperlink"/>
+                <w:rStyle w:val="Collegamentoipertestuale"/>
                 <w:noProof/>
               </w:rPr>
               <w:t>Analisi delle correlazioni</w:t>
@@ -1267,7 +1267,7 @@
         </w:p>
         <w:p>
           <w:pPr>
-            <w:pStyle w:val="TOC2"/>
+            <w:pStyle w:val="Sommario2"/>
             <w:tabs>
               <w:tab w:val="right" w:leader="dot" w:pos="9376"/>
             </w:tabs>
@@ -1281,7 +1281,7 @@
           <w:hyperlink w:anchor="_Toc226843810" w:history="1">
             <w:r>
               <w:rPr>
-                <w:rStyle w:val="Hyperlink"/>
+                <w:rStyle w:val="Collegamentoipertestuale"/>
                 <w:noProof/>
               </w:rPr>
               <w:t>Analisi outlier</w:t>
@@ -1338,7 +1338,7 @@
         </w:p>
         <w:p>
           <w:pPr>
-            <w:pStyle w:val="TOC2"/>
+            <w:pStyle w:val="Sommario2"/>
             <w:tabs>
               <w:tab w:val="right" w:leader="dot" w:pos="9376"/>
             </w:tabs>
@@ -1352,7 +1352,7 @@
           <w:hyperlink w:anchor="_Toc226843811" w:history="1">
             <w:r>
               <w:rPr>
-                <w:rStyle w:val="Hyperlink"/>
+                <w:rStyle w:val="Collegamentoipertestuale"/>
                 <w:noProof/>
               </w:rPr>
               <w:t>Analisi Variabili Categoriche</w:t>
@@ -1409,7 +1409,7 @@
         </w:p>
         <w:p>
           <w:pPr>
-            <w:pStyle w:val="TOC2"/>
+            <w:pStyle w:val="Sommario2"/>
             <w:tabs>
               <w:tab w:val="right" w:leader="dot" w:pos="9376"/>
             </w:tabs>
@@ -1423,7 +1423,7 @@
           <w:hyperlink w:anchor="_Toc226843812" w:history="1">
             <w:r>
               <w:rPr>
-                <w:rStyle w:val="Hyperlink"/>
+                <w:rStyle w:val="Collegamentoipertestuale"/>
                 <w:noProof/>
               </w:rPr>
               <w:t>Plotting del trend nel tempo</w:t>
@@ -1480,7 +1480,7 @@
         </w:p>
         <w:p>
           <w:pPr>
-            <w:pStyle w:val="TOC2"/>
+            <w:pStyle w:val="Sommario2"/>
             <w:tabs>
               <w:tab w:val="right" w:leader="dot" w:pos="9376"/>
             </w:tabs>
@@ -1494,7 +1494,7 @@
           <w:hyperlink w:anchor="_Toc226843813" w:history="1">
             <w:r>
               <w:rPr>
-                <w:rStyle w:val="Hyperlink"/>
+                <w:rStyle w:val="Collegamentoipertestuale"/>
                 <w:noProof/>
               </w:rPr>
               <w:t>Analisi della distribuzione</w:t>
@@ -1551,7 +1551,7 @@
         </w:p>
         <w:p>
           <w:pPr>
-            <w:pStyle w:val="TOC1"/>
+            <w:pStyle w:val="Sommario1"/>
             <w:tabs>
               <w:tab w:val="right" w:leader="dot" w:pos="9376"/>
             </w:tabs>
@@ -1565,7 +1565,7 @@
           <w:hyperlink w:anchor="_Toc226843814" w:history="1">
             <w:r>
               <w:rPr>
-                <w:rStyle w:val="Hyperlink"/>
+                <w:rStyle w:val="Collegamentoipertestuale"/>
                 <w:noProof/>
               </w:rPr>
               <w:t>8. Forecast e Manchine Learning</w:t>
@@ -1622,7 +1622,7 @@
         </w:p>
         <w:p>
           <w:pPr>
-            <w:pStyle w:val="TOC2"/>
+            <w:pStyle w:val="Sommario2"/>
             <w:tabs>
               <w:tab w:val="right" w:leader="dot" w:pos="9376"/>
             </w:tabs>
@@ -1636,7 +1636,7 @@
           <w:hyperlink w:anchor="_Toc226843815" w:history="1">
             <w:r>
               <w:rPr>
-                <w:rStyle w:val="Hyperlink"/>
+                <w:rStyle w:val="Collegamentoipertestuale"/>
                 <w:noProof/>
               </w:rPr>
               <w:t>Obiettivi del forecast</w:t>
@@ -1693,7 +1693,7 @@
         </w:p>
         <w:p>
           <w:pPr>
-            <w:pStyle w:val="TOC2"/>
+            <w:pStyle w:val="Sommario2"/>
             <w:tabs>
               <w:tab w:val="right" w:leader="dot" w:pos="9376"/>
             </w:tabs>
@@ -1707,7 +1707,7 @@
           <w:hyperlink w:anchor="_Toc226843816" w:history="1">
             <w:r>
               <w:rPr>
-                <w:rStyle w:val="Hyperlink"/>
+                <w:rStyle w:val="Collegamentoipertestuale"/>
                 <w:noProof/>
               </w:rPr>
               <w:t>I tre modelli provati</w:t>
@@ -1764,7 +1764,7 @@
         </w:p>
         <w:p>
           <w:pPr>
-            <w:pStyle w:val="TOC2"/>
+            <w:pStyle w:val="Sommario2"/>
             <w:tabs>
               <w:tab w:val="right" w:leader="dot" w:pos="9376"/>
             </w:tabs>
@@ -1778,7 +1778,7 @@
           <w:hyperlink w:anchor="_Toc226843817" w:history="1">
             <w:r>
               <w:rPr>
-                <w:rStyle w:val="Hyperlink"/>
+                <w:rStyle w:val="Collegamentoipertestuale"/>
                 <w:noProof/>
               </w:rPr>
               <w:t>Preparazione del dataset per i diversi modelli</w:t>
@@ -1835,7 +1835,7 @@
         </w:p>
         <w:p>
           <w:pPr>
-            <w:pStyle w:val="TOC2"/>
+            <w:pStyle w:val="Sommario2"/>
             <w:tabs>
               <w:tab w:val="right" w:leader="dot" w:pos="9376"/>
             </w:tabs>
@@ -1849,7 +1849,7 @@
           <w:hyperlink w:anchor="_Toc226843818" w:history="1">
             <w:r>
               <w:rPr>
-                <w:rStyle w:val="Hyperlink"/>
+                <w:rStyle w:val="Collegamentoipertestuale"/>
                 <w:noProof/>
               </w:rPr>
               <w:t>Risultati e confronto tra i modelli</w:t>
@@ -1906,7 +1906,7 @@
         </w:p>
         <w:p>
           <w:pPr>
-            <w:pStyle w:val="TOC2"/>
+            <w:pStyle w:val="Sommario2"/>
             <w:tabs>
               <w:tab w:val="right" w:leader="dot" w:pos="9376"/>
             </w:tabs>
@@ -1920,7 +1920,7 @@
           <w:hyperlink w:anchor="_Toc226843819" w:history="1">
             <w:r>
               <w:rPr>
-                <w:rStyle w:val="Hyperlink"/>
+                <w:rStyle w:val="Collegamentoipertestuale"/>
                 <w:noProof/>
               </w:rPr>
               <w:t>Lag features: un grande potenziale, ma complesso nel forecast</w:t>
@@ -1977,7 +1977,7 @@
         </w:p>
         <w:p>
           <w:pPr>
-            <w:pStyle w:val="TOC2"/>
+            <w:pStyle w:val="Sommario2"/>
             <w:tabs>
               <w:tab w:val="right" w:leader="dot" w:pos="9376"/>
             </w:tabs>
@@ -1991,7 +1991,7 @@
           <w:hyperlink w:anchor="_Toc226843820" w:history="1">
             <w:r>
               <w:rPr>
-                <w:rStyle w:val="Hyperlink"/>
+                <w:rStyle w:val="Collegamentoipertestuale"/>
                 <w:noProof/>
               </w:rPr>
               <w:t>Conclusioni</w:t>
@@ -2048,7 +2048,7 @@
         </w:p>
         <w:p>
           <w:pPr>
-            <w:pStyle w:val="TOC1"/>
+            <w:pStyle w:val="Sommario1"/>
             <w:tabs>
               <w:tab w:val="right" w:leader="dot" w:pos="9376"/>
             </w:tabs>
@@ -2062,7 +2062,7 @@
           <w:hyperlink w:anchor="_Toc226843821" w:history="1">
             <w:r>
               <w:rPr>
-                <w:rStyle w:val="Hyperlink"/>
+                <w:rStyle w:val="Collegamentoipertestuale"/>
                 <w:noProof/>
               </w:rPr>
               <w:t>9. Visualizzazione dei dati con PowerBI</w:t>
@@ -2119,7 +2119,7 @@
         </w:p>
         <w:p>
           <w:pPr>
-            <w:pStyle w:val="TOC2"/>
+            <w:pStyle w:val="Sommario2"/>
             <w:tabs>
               <w:tab w:val="right" w:leader="dot" w:pos="9376"/>
             </w:tabs>
@@ -2133,7 +2133,7 @@
           <w:hyperlink w:anchor="_Toc226843822" w:history="1">
             <w:r>
               <w:rPr>
-                <w:rStyle w:val="Hyperlink"/>
+                <w:rStyle w:val="Collegamentoipertestuale"/>
                 <w:noProof/>
               </w:rPr>
               <w:t>Overview</w:t>
@@ -2190,7 +2190,7 @@
         </w:p>
         <w:p>
           <w:pPr>
-            <w:pStyle w:val="TOC2"/>
+            <w:pStyle w:val="Sommario2"/>
             <w:tabs>
               <w:tab w:val="right" w:leader="dot" w:pos="9376"/>
             </w:tabs>
@@ -2204,7 +2204,7 @@
           <w:hyperlink w:anchor="_Toc226843823" w:history="1">
             <w:r>
               <w:rPr>
-                <w:rStyle w:val="Hyperlink"/>
+                <w:rStyle w:val="Collegamentoipertestuale"/>
                 <w:noProof/>
               </w:rPr>
               <w:t>Tabelle Riassuntive</w:t>
@@ -2261,7 +2261,7 @@
         </w:p>
         <w:p>
           <w:pPr>
-            <w:pStyle w:val="TOC2"/>
+            <w:pStyle w:val="Sommario2"/>
             <w:tabs>
               <w:tab w:val="right" w:leader="dot" w:pos="9376"/>
             </w:tabs>
@@ -2275,7 +2275,7 @@
           <w:hyperlink w:anchor="_Toc226843824" w:history="1">
             <w:r>
               <w:rPr>
-                <w:rStyle w:val="Hyperlink"/>
+                <w:rStyle w:val="Collegamentoipertestuale"/>
                 <w:noProof/>
               </w:rPr>
               <w:t>Top 10 per categoria</w:t>
@@ -2332,7 +2332,7 @@
         </w:p>
         <w:p>
           <w:pPr>
-            <w:pStyle w:val="TOC2"/>
+            <w:pStyle w:val="Sommario2"/>
             <w:tabs>
               <w:tab w:val="right" w:leader="dot" w:pos="9376"/>
             </w:tabs>
@@ -2346,7 +2346,7 @@
           <w:hyperlink w:anchor="_Toc226843825" w:history="1">
             <w:r>
               <w:rPr>
-                <w:rStyle w:val="Hyperlink"/>
+                <w:rStyle w:val="Collegamentoipertestuale"/>
                 <w:noProof/>
               </w:rPr>
               <w:t>Breakdown per le categorie rimanenti</w:t>
@@ -2403,7 +2403,7 @@
         </w:p>
         <w:p>
           <w:pPr>
-            <w:pStyle w:val="TOC1"/>
+            <w:pStyle w:val="Sommario1"/>
             <w:tabs>
               <w:tab w:val="right" w:leader="dot" w:pos="9376"/>
             </w:tabs>
@@ -2417,7 +2417,7 @@
           <w:hyperlink w:anchor="_Toc226843826" w:history="1">
             <w:r>
               <w:rPr>
-                <w:rStyle w:val="Hyperlink"/>
+                <w:rStyle w:val="Collegamentoipertestuale"/>
                 <w:noProof/>
               </w:rPr>
               <w:t>10. Possibili miglioramenti e Conclusione</w:t>
@@ -2506,7 +2506,7 @@
     </w:p>
     <w:p>
       <w:pPr>
-        <w:pStyle w:val="Heading1"/>
+        <w:pStyle w:val="Titolo1"/>
         <w:pBdr>
           <w:bottom w:val="single" w:sz="6" w:space="4" w:color="2E75B6"/>
         </w:pBdr>
@@ -2564,7 +2564,7 @@
     </w:p>
     <w:p>
       <w:pPr>
-        <w:pStyle w:val="Heading2"/>
+        <w:pStyle w:val="Titolo2"/>
       </w:pPr>
       <w:bookmarkStart w:id="2" w:name="_Toc226843796"/>
       <w:r>
@@ -2574,7 +2574,7 @@
     </w:p>
     <w:p>
       <w:pPr>
-        <w:pStyle w:val="ListParagraph"/>
+        <w:pStyle w:val="Paragrafoelenco"/>
         <w:numPr>
           <w:ilvl w:val="0"/>
           <w:numId w:val="2"/>
@@ -2601,7 +2601,7 @@
     </w:p>
     <w:p>
       <w:pPr>
-        <w:pStyle w:val="ListParagraph"/>
+        <w:pStyle w:val="Paragrafoelenco"/>
         <w:numPr>
           <w:ilvl w:val="0"/>
           <w:numId w:val="2"/>
@@ -2622,7 +2622,7 @@
     </w:p>
     <w:p>
       <w:pPr>
-        <w:pStyle w:val="ListParagraph"/>
+        <w:pStyle w:val="Paragrafoelenco"/>
         <w:numPr>
           <w:ilvl w:val="0"/>
           <w:numId w:val="2"/>
@@ -2648,7 +2648,7 @@
     </w:p>
     <w:p>
       <w:pPr>
-        <w:pStyle w:val="Heading1"/>
+        <w:pStyle w:val="Titolo1"/>
         <w:pBdr>
           <w:bottom w:val="single" w:sz="6" w:space="4" w:color="2E75B6"/>
         </w:pBdr>
@@ -3191,27 +3191,7 @@
                 <w:szCs w:val="20"/>
                 <w:lang w:val="en-US"/>
               </w:rPr>
-              <w:t xml:space="preserve">ETL </w:t>
-            </w:r>
-            <w:proofErr w:type="gramStart"/>
-            <w:r>
-              <w:rPr>
-                <w:color w:val="000000"/>
-                <w:sz w:val="20"/>
-                <w:szCs w:val="20"/>
-                <w:lang w:val="en-US"/>
-              </w:rPr>
-              <w:t>merge</w:t>
-            </w:r>
-            <w:proofErr w:type="gramEnd"/>
-            <w:r>
-              <w:rPr>
-                <w:color w:val="000000"/>
-                <w:sz w:val="20"/>
-                <w:szCs w:val="20"/>
-                <w:lang w:val="en-US"/>
-              </w:rPr>
-              <w:t xml:space="preserve"> 6 CSV, </w:t>
+              <w:t xml:space="preserve">ETL merge 6 CSV, </w:t>
             </w:r>
             <w:proofErr w:type="spellStart"/>
             <w:r>
@@ -3356,9 +3336,8 @@
                 <w:szCs w:val="20"/>
                 <w:lang w:val="en-US"/>
               </w:rPr>
-              <w:t xml:space="preserve">Test Linear Reg, MLP, </w:t>
-            </w:r>
-            <w:proofErr w:type="spellStart"/>
+              <w:t>Test Linear Reg</w:t>
+            </w:r>
             <w:r>
               <w:rPr>
                 <w:color w:val="000000"/>
@@ -3366,9 +3345,8 @@
                 <w:szCs w:val="20"/>
                 <w:lang w:val="en-US"/>
               </w:rPr>
-              <w:t>GradientBoosting</w:t>
-            </w:r>
-            <w:proofErr w:type="spellEnd"/>
+              <w:t>ression</w:t>
+            </w:r>
             <w:r>
               <w:rPr>
                 <w:color w:val="000000"/>
@@ -3376,9 +3354,8 @@
                 <w:szCs w:val="20"/>
                 <w:lang w:val="en-US"/>
               </w:rPr>
-              <w:t xml:space="preserve"> — </w:t>
-            </w:r>
-            <w:proofErr w:type="spellStart"/>
+              <w:t>, MLP</w:t>
+            </w:r>
             <w:r>
               <w:rPr>
                 <w:color w:val="000000"/>
@@ -3386,9 +3363,8 @@
                 <w:szCs w:val="20"/>
                 <w:lang w:val="en-US"/>
               </w:rPr>
-              <w:t>RandomizedSearchCV</w:t>
-            </w:r>
-            <w:proofErr w:type="spellEnd"/>
+              <w:t xml:space="preserve"> Regressor</w:t>
+            </w:r>
             <w:r>
               <w:rPr>
                 <w:color w:val="000000"/>
@@ -3396,7 +3372,36 @@
                 <w:szCs w:val="20"/>
                 <w:lang w:val="en-US"/>
               </w:rPr>
-              <w:t xml:space="preserve"> 50 iter, 5-fold CV</w:t>
+              <w:t xml:space="preserve">, </w:t>
+            </w:r>
+            <w:proofErr w:type="spellStart"/>
+            <w:r>
+              <w:rPr>
+                <w:color w:val="000000"/>
+                <w:sz w:val="20"/>
+                <w:szCs w:val="20"/>
+                <w:lang w:val="en-US"/>
+              </w:rPr>
+              <w:t>GradientBoosting</w:t>
+            </w:r>
+            <w:proofErr w:type="spellEnd"/>
+            <w:r>
+              <w:rPr>
+                <w:color w:val="000000"/>
+                <w:sz w:val="20"/>
+                <w:szCs w:val="20"/>
+                <w:lang w:val="en-US"/>
+              </w:rPr>
+              <w:t xml:space="preserve"> </w:t>
+            </w:r>
+            <w:r>
+              <w:rPr>
+                <w:color w:val="000000"/>
+                <w:sz w:val="20"/>
+                <w:szCs w:val="20"/>
+                <w:lang w:val="en-US"/>
+              </w:rPr>
+              <w:t>Regressor</w:t>
             </w:r>
           </w:p>
         </w:tc>
@@ -3488,9 +3493,8 @@
                 <w:szCs w:val="20"/>
                 <w:lang w:val="en-US"/>
               </w:rPr>
-              <w:t xml:space="preserve">MAE ≈ €3.5K, RMSE ≈ €4.9K, R² = 0.63 </w:t>
-            </w:r>
-            <w:proofErr w:type="spellStart"/>
+              <w:t>MAE ≈ 3.</w:t>
+            </w:r>
             <w:r>
               <w:rPr>
                 <w:color w:val="000000"/>
@@ -3498,9 +3502,8 @@
                 <w:szCs w:val="20"/>
                 <w:lang w:val="en-US"/>
               </w:rPr>
-              <w:t>sul</w:t>
-            </w:r>
-            <w:proofErr w:type="spellEnd"/>
+              <w:t>7</w:t>
+            </w:r>
             <w:r>
               <w:rPr>
                 <w:color w:val="000000"/>
@@ -3508,9 +3511,8 @@
                 <w:szCs w:val="20"/>
                 <w:lang w:val="en-US"/>
               </w:rPr>
-              <w:t xml:space="preserve"> test set (split </w:t>
-            </w:r>
-            <w:proofErr w:type="spellStart"/>
+              <w:t xml:space="preserve">K, RMSE ≈ </w:t>
+            </w:r>
             <w:r>
               <w:rPr>
                 <w:color w:val="000000"/>
@@ -3518,9 +3520,8 @@
                 <w:szCs w:val="20"/>
                 <w:lang w:val="en-US"/>
               </w:rPr>
-              <w:t>cronologico</w:t>
-            </w:r>
-            <w:proofErr w:type="spellEnd"/>
+              <w:t>5</w:t>
+            </w:r>
             <w:r>
               <w:rPr>
                 <w:color w:val="000000"/>
@@ -3528,7 +3529,101 @@
                 <w:szCs w:val="20"/>
                 <w:lang w:val="en-US"/>
               </w:rPr>
-              <w:t xml:space="preserve"> 80/20)</w:t>
+              <w:t>K, R² = 0.</w:t>
+            </w:r>
+            <w:r>
+              <w:rPr>
+                <w:color w:val="000000"/>
+                <w:sz w:val="20"/>
+                <w:szCs w:val="20"/>
+                <w:lang w:val="en-US"/>
+              </w:rPr>
+              <w:t>52</w:t>
+            </w:r>
+            <w:r>
+              <w:rPr>
+                <w:color w:val="000000"/>
+                <w:sz w:val="20"/>
+                <w:szCs w:val="20"/>
+                <w:lang w:val="en-US"/>
+              </w:rPr>
+              <w:t xml:space="preserve"> s</w:t>
+            </w:r>
+            <w:proofErr w:type="spellStart"/>
+            <w:r>
+              <w:rPr>
+                <w:color w:val="000000"/>
+                <w:sz w:val="20"/>
+                <w:szCs w:val="20"/>
+                <w:lang w:val="en-US"/>
+              </w:rPr>
+              <w:t>ul</w:t>
+            </w:r>
+            <w:proofErr w:type="spellEnd"/>
+            <w:r>
+              <w:rPr>
+                <w:color w:val="000000"/>
+                <w:sz w:val="20"/>
+                <w:szCs w:val="20"/>
+                <w:lang w:val="en-US"/>
+              </w:rPr>
+              <w:t xml:space="preserve"> test set (split </w:t>
+            </w:r>
+            <w:proofErr w:type="spellStart"/>
+            <w:r>
+              <w:rPr>
+                <w:color w:val="000000"/>
+                <w:sz w:val="20"/>
+                <w:szCs w:val="20"/>
+                <w:lang w:val="en-US"/>
+              </w:rPr>
+              <w:t>cronologico</w:t>
+            </w:r>
+            <w:proofErr w:type="spellEnd"/>
+            <w:r>
+              <w:rPr>
+                <w:color w:val="000000"/>
+                <w:sz w:val="20"/>
+                <w:szCs w:val="20"/>
+                <w:lang w:val="en-US"/>
+              </w:rPr>
+              <w:t xml:space="preserve"> </w:t>
+            </w:r>
+            <w:r>
+              <w:rPr>
+                <w:color w:val="000000"/>
+                <w:sz w:val="20"/>
+                <w:szCs w:val="20"/>
+                <w:lang w:val="en-US"/>
+              </w:rPr>
+              <w:t>9</w:t>
+            </w:r>
+            <w:r>
+              <w:rPr>
+                <w:color w:val="000000"/>
+                <w:sz w:val="20"/>
+                <w:szCs w:val="20"/>
+                <w:lang w:val="en-US"/>
+              </w:rPr>
+              <w:t>0/</w:t>
+            </w:r>
+            <w:r>
+              <w:rPr>
+                <w:color w:val="000000"/>
+                <w:sz w:val="20"/>
+                <w:szCs w:val="20"/>
+                <w:lang w:val="en-US"/>
+              </w:rPr>
+              <w:t>1</w:t>
+            </w:r>
+            <w:r>
+              <w:rPr>
+                <w:color w:val="000000"/>
+                <w:sz w:val="20"/>
+                <w:szCs w:val="20"/>
+                <w:lang w:val="en-US"/>
+              </w:rPr>
+              <w:t>0)</w:t>
             </w:r>
           </w:p>
         </w:tc>
@@ -3610,19 +3705,12 @@
           <w:p>
             <w:pPr>
               <w:rPr>
-                <w:lang w:val="en-US"/>
-              </w:rPr>
-            </w:pPr>
-            <w:r>
-              <w:rPr>
                 <w:color w:val="000000"/>
                 <w:sz w:val="20"/>
                 <w:szCs w:val="20"/>
                 <w:lang w:val="en-US"/>
               </w:rPr>
-              <w:t xml:space="preserve">Export forecast_predictions.csv, dashboard Power BI, encoder </w:t>
-            </w:r>
-            <w:proofErr w:type="spellStart"/>
+            </w:pPr>
             <w:r>
               <w:rPr>
                 <w:color w:val="000000"/>
@@ -3630,9 +3718,51 @@
                 <w:szCs w:val="20"/>
                 <w:lang w:val="en-US"/>
               </w:rPr>
-              <w:t>persistenti</w:t>
-            </w:r>
-            <w:proofErr w:type="spellEnd"/>
+              <w:t xml:space="preserve">Export </w:t>
+            </w:r>
+            <w:r>
+              <w:rPr>
+                <w:color w:val="000000"/>
+                <w:sz w:val="20"/>
+                <w:szCs w:val="20"/>
+                <w:lang w:val="en-US"/>
+              </w:rPr>
+              <w:t>SALES_FORECAST</w:t>
+            </w:r>
+            <w:r>
+              <w:rPr>
+                <w:color w:val="000000"/>
+                <w:sz w:val="20"/>
+                <w:szCs w:val="20"/>
+                <w:lang w:val="en-US"/>
+              </w:rPr>
+              <w:t>.csv</w:t>
+            </w:r>
+          </w:p>
+          <w:p>
+            <w:pPr>
+              <w:rPr>
+                <w:lang w:val="en-US"/>
+              </w:rPr>
+            </w:pPr>
+            <w:r>
+              <w:rPr>
+                <w:color w:val="000000"/>
+                <w:sz w:val="20"/>
+                <w:szCs w:val="20"/>
+                <w:lang w:val="en-US"/>
+              </w:rPr>
+              <w:t>D</w:t>
+            </w:r>
+            <w:r>
+              <w:rPr>
+                <w:color w:val="000000"/>
+                <w:sz w:val="20"/>
+                <w:szCs w:val="20"/>
+                <w:lang w:val="en-US"/>
+              </w:rPr>
+              <w:t>ashboard Power BI</w:t>
+            </w:r>
           </w:p>
         </w:tc>
       </w:tr>
@@ -3652,7 +3782,7 @@
     </w:p>
     <w:p>
       <w:pPr>
-        <w:pStyle w:val="Heading1"/>
+        <w:pStyle w:val="Titolo1"/>
         <w:pBdr>
           <w:bottom w:val="single" w:sz="6" w:space="4" w:color="2E75B6"/>
         </w:pBdr>
@@ -3692,7 +3822,7 @@
     </w:p>
     <w:p>
       <w:pPr>
-        <w:pStyle w:val="Heading2"/>
+        <w:pStyle w:val="Titolo2"/>
         <w:rPr>
           <w:rFonts w:ascii="Times New Roman" w:hAnsi="Times New Roman" w:cs="Times New Roman"/>
           <w:sz w:val="24"/>
@@ -3726,7 +3856,7 @@
     </w:p>
     <w:p>
       <w:pPr>
-        <w:pStyle w:val="ListParagraph"/>
+        <w:pStyle w:val="Paragrafoelenco"/>
         <w:numPr>
           <w:ilvl w:val="0"/>
           <w:numId w:val="14"/>
@@ -3747,7 +3877,7 @@
     </w:p>
     <w:p>
       <w:pPr>
-        <w:pStyle w:val="ListParagraph"/>
+        <w:pStyle w:val="Paragrafoelenco"/>
         <w:numPr>
           <w:ilvl w:val="0"/>
           <w:numId w:val="14"/>
@@ -3768,7 +3898,7 @@
     </w:p>
     <w:p>
       <w:pPr>
-        <w:pStyle w:val="ListParagraph"/>
+        <w:pStyle w:val="Paragrafoelenco"/>
         <w:numPr>
           <w:ilvl w:val="0"/>
           <w:numId w:val="14"/>
@@ -3805,7 +3935,7 @@
     </w:p>
     <w:p>
       <w:pPr>
-        <w:pStyle w:val="ListParagraph"/>
+        <w:pStyle w:val="Paragrafoelenco"/>
         <w:numPr>
           <w:ilvl w:val="0"/>
           <w:numId w:val="14"/>
@@ -3835,7 +3965,7 @@
     </w:p>
     <w:p>
       <w:pPr>
-        <w:pStyle w:val="ListParagraph"/>
+        <w:pStyle w:val="Paragrafoelenco"/>
         <w:numPr>
           <w:ilvl w:val="0"/>
           <w:numId w:val="14"/>
@@ -3856,7 +3986,7 @@
     </w:p>
     <w:p>
       <w:pPr>
-        <w:pStyle w:val="ListParagraph"/>
+        <w:pStyle w:val="Paragrafoelenco"/>
         <w:numPr>
           <w:ilvl w:val="0"/>
           <w:numId w:val="14"/>
@@ -3888,7 +4018,7 @@
     </w:p>
     <w:p>
       <w:pPr>
-        <w:pStyle w:val="Heading2"/>
+        <w:pStyle w:val="Titolo2"/>
       </w:pPr>
       <w:bookmarkStart w:id="6" w:name="_Toc226843800"/>
       <w:r>
@@ -3914,15 +4044,15 @@
         <w:tblLook w:val="0000" w:firstRow="0" w:lastRow="0" w:firstColumn="0" w:lastColumn="0" w:noHBand="0" w:noVBand="0"/>
       </w:tblPr>
       <w:tblGrid>
-        <w:gridCol w:w="1357"/>
+        <w:gridCol w:w="1225"/>
         <w:gridCol w:w="400"/>
-        <w:gridCol w:w="1294"/>
+        <w:gridCol w:w="1130"/>
         <w:gridCol w:w="400"/>
         <w:gridCol w:w="1883"/>
         <w:gridCol w:w="400"/>
-        <w:gridCol w:w="1307"/>
+        <w:gridCol w:w="1149"/>
         <w:gridCol w:w="400"/>
-        <w:gridCol w:w="1585"/>
+        <w:gridCol w:w="2039"/>
       </w:tblGrid>
       <w:tr>
         <w:tc>
@@ -4284,7 +4414,6 @@
                 <w:szCs w:val="20"/>
               </w:rPr>
             </w:pPr>
-            <w:proofErr w:type="spellStart"/>
             <w:r>
               <w:rPr>
                 <w:b/>
@@ -4293,9 +4422,8 @@
                 <w:sz w:val="20"/>
                 <w:szCs w:val="20"/>
               </w:rPr>
-              <w:t>Forecast_CSV</w:t>
-            </w:r>
-            <w:proofErr w:type="spellEnd"/>
+              <w:t>SALES_FORECAST</w:t>
+            </w:r>
             <w:r>
               <w:rPr>
                 <w:b/>
@@ -4306,10 +4434,7 @@
               </w:rPr>
               <w:t xml:space="preserve"> </w:t>
             </w:r>
-          </w:p>
-          <w:p>
-            <w:pPr>
-              <w:jc w:val="center"/>
+            <w:r>
               <w:rPr>
                 <w:b/>
                 <w:bCs/>
@@ -4317,6 +4442,12 @@
                 <w:sz w:val="20"/>
                 <w:szCs w:val="20"/>
               </w:rPr>
+              <w:t xml:space="preserve">+ </w:t>
+            </w:r>
+          </w:p>
+          <w:p>
+            <w:pPr>
+              <w:jc w:val="center"/>
             </w:pPr>
             <w:r>
               <w:rPr>
@@ -4326,21 +4457,6 @@
                 <w:sz w:val="20"/>
                 <w:szCs w:val="20"/>
               </w:rPr>
-              <w:t xml:space="preserve">+ </w:t>
-            </w:r>
-          </w:p>
-          <w:p>
-            <w:pPr>
-              <w:jc w:val="center"/>
-            </w:pPr>
-            <w:r>
-              <w:rPr>
-                <w:b/>
-                <w:bCs/>
-                <w:color w:val="1F3B6E"/>
-                <w:sz w:val="20"/>
-                <w:szCs w:val="20"/>
-              </w:rPr>
               <w:t>Power BI</w:t>
             </w:r>
           </w:p>
@@ -4359,7 +4475,7 @@
     </w:p>
     <w:p>
       <w:pPr>
-        <w:pStyle w:val="Heading2"/>
+        <w:pStyle w:val="Titolo2"/>
       </w:pPr>
       <w:bookmarkStart w:id="7" w:name="_Toc226843801"/>
       <w:r>
@@ -4618,7 +4734,7 @@
     </w:p>
     <w:p>
       <w:pPr>
-        <w:pStyle w:val="Heading1"/>
+        <w:pStyle w:val="Titolo1"/>
         <w:pBdr>
           <w:bottom w:val="single" w:sz="6" w:space="4" w:color="2E75B6"/>
         </w:pBdr>
@@ -5097,7 +5213,7 @@
     </w:p>
     <w:p>
       <w:pPr>
-        <w:pStyle w:val="Heading1"/>
+        <w:pStyle w:val="Titolo1"/>
         <w:pBdr>
           <w:bottom w:val="single" w:sz="6" w:space="4" w:color="2E75B6"/>
         </w:pBdr>
@@ -5393,7 +5509,7 @@
     </w:p>
     <w:p>
       <w:pPr>
-        <w:pStyle w:val="Heading1"/>
+        <w:pStyle w:val="Titolo1"/>
         <w:pBdr>
           <w:bottom w:val="single" w:sz="6" w:space="4" w:color="2E75B6"/>
         </w:pBdr>
@@ -5506,7 +5622,7 @@
     </w:p>
     <w:p>
       <w:pPr>
-        <w:pStyle w:val="ListParagraph"/>
+        <w:pStyle w:val="Paragrafoelenco"/>
         <w:numPr>
           <w:ilvl w:val="0"/>
           <w:numId w:val="29"/>
@@ -5550,7 +5666,7 @@
     </w:p>
     <w:p>
       <w:pPr>
-        <w:pStyle w:val="ListParagraph"/>
+        <w:pStyle w:val="Paragrafoelenco"/>
         <w:numPr>
           <w:ilvl w:val="0"/>
           <w:numId w:val="29"/>
@@ -5726,7 +5842,7 @@
     </w:p>
     <w:p>
       <w:pPr>
-        <w:pStyle w:val="Heading1"/>
+        <w:pStyle w:val="Titolo1"/>
         <w:pBdr>
           <w:bottom w:val="single" w:sz="6" w:space="4" w:color="2E75B6"/>
         </w:pBdr>
@@ -5787,7 +5903,7 @@
     </w:p>
     <w:p>
       <w:pPr>
-        <w:pStyle w:val="Heading2"/>
+        <w:pStyle w:val="Titolo2"/>
       </w:pPr>
       <w:bookmarkStart w:id="13" w:name="_Toc226843806"/>
       <w:r>
@@ -6140,7 +6256,7 @@
     </w:p>
     <w:p>
       <w:pPr>
-        <w:pStyle w:val="Heading2"/>
+        <w:pStyle w:val="Titolo2"/>
       </w:pPr>
       <w:bookmarkStart w:id="14" w:name="_Toc226843807"/>
       <w:r>
@@ -6459,17 +6575,8 @@
                 <w:sz w:val="20"/>
                 <w:szCs w:val="20"/>
               </w:rPr>
-              <w:t xml:space="preserve"> e </w:t>
-            </w:r>
-            <w:proofErr w:type="gramStart"/>
-            <w:r>
-              <w:rPr>
-                <w:sz w:val="20"/>
-                <w:szCs w:val="20"/>
-              </w:rPr>
-              <w:t>Novembre</w:t>
-            </w:r>
-            <w:proofErr w:type="gramEnd"/>
+              <w:t xml:space="preserve"> e Novembre</w:t>
+            </w:r>
           </w:p>
         </w:tc>
       </w:tr>
@@ -6864,7 +6971,7 @@
     </w:p>
     <w:p>
       <w:pPr>
-        <w:pStyle w:val="Heading2"/>
+        <w:pStyle w:val="Titolo2"/>
         <w:rPr>
           <w:rFonts w:ascii="Times New Roman" w:hAnsi="Times New Roman" w:cs="Times New Roman"/>
           <w:sz w:val="24"/>
@@ -7185,7 +7292,7 @@
     </w:p>
     <w:tbl>
       <w:tblPr>
-        <w:tblStyle w:val="TableGrid"/>
+        <w:tblStyle w:val="Grigliatabella"/>
         <w:tblW w:w="0" w:type="auto"/>
         <w:tblLook w:val="04A0" w:firstRow="1" w:lastRow="0" w:firstColumn="1" w:lastColumn="0" w:noHBand="0" w:noVBand="1"/>
       </w:tblPr>
@@ -7315,7 +7422,23 @@
                 <w:rFonts w:eastAsia="Times New Roman"/>
                 <w:color w:val="000000"/>
               </w:rPr>
-              <w:t xml:space="preserve"> Rel (%) </w:t>
+              <w:t xml:space="preserve"> </w:t>
+            </w:r>
+            <w:proofErr w:type="spellStart"/>
+            <w:r>
+              <w:rPr>
+                <w:rFonts w:eastAsia="Times New Roman"/>
+                <w:color w:val="000000"/>
+              </w:rPr>
+              <w:t>Rel</w:t>
+            </w:r>
+            <w:proofErr w:type="spellEnd"/>
+            <w:r>
+              <w:rPr>
+                <w:rFonts w:eastAsia="Times New Roman"/>
+                <w:color w:val="000000"/>
+              </w:rPr>
+              <w:t xml:space="preserve"> (%) </w:t>
             </w:r>
           </w:p>
         </w:tc>
@@ -7346,7 +7469,23 @@
                 <w:rFonts w:eastAsia="Times New Roman"/>
                 <w:color w:val="000000"/>
               </w:rPr>
-              <w:t xml:space="preserve"> Rel </w:t>
+              <w:t xml:space="preserve"> </w:t>
+            </w:r>
+            <w:proofErr w:type="spellStart"/>
+            <w:r>
+              <w:rPr>
+                <w:rFonts w:eastAsia="Times New Roman"/>
+                <w:color w:val="000000"/>
+              </w:rPr>
+              <w:t>Rel</w:t>
+            </w:r>
+            <w:proofErr w:type="spellEnd"/>
+            <w:r>
+              <w:rPr>
+                <w:rFonts w:eastAsia="Times New Roman"/>
+                <w:color w:val="000000"/>
+              </w:rPr>
+              <w:t xml:space="preserve"> </w:t>
             </w:r>
             <w:proofErr w:type="spellStart"/>
             <w:r>
@@ -7748,7 +7887,7 @@
     </w:p>
     <w:p>
       <w:pPr>
-        <w:pStyle w:val="Heading2"/>
+        <w:pStyle w:val="Titolo2"/>
         <w:rPr>
           <w:noProof/>
           <w:sz w:val="18"/>
@@ -7943,7 +8082,7 @@
     </w:p>
     <w:p>
       <w:pPr>
-        <w:pStyle w:val="Heading2"/>
+        <w:pStyle w:val="Titolo2"/>
       </w:pPr>
       <w:bookmarkStart w:id="18" w:name="_Toc226843810"/>
       <w:r>
@@ -8340,7 +8479,7 @@
     </w:p>
     <w:p>
       <w:pPr>
-        <w:pStyle w:val="Heading2"/>
+        <w:pStyle w:val="Titolo2"/>
       </w:pPr>
       <w:bookmarkStart w:id="19" w:name="_Toc226843811"/>
       <w:r>
@@ -8908,7 +9047,7 @@
     </w:p>
     <w:p>
       <w:pPr>
-        <w:pStyle w:val="Heading2"/>
+        <w:pStyle w:val="Titolo2"/>
       </w:pPr>
       <w:bookmarkStart w:id="20" w:name="_Toc226843812"/>
       <w:proofErr w:type="spellStart"/>
@@ -9137,7 +9276,7 @@
     </w:p>
     <w:p>
       <w:pPr>
-        <w:pStyle w:val="Heading2"/>
+        <w:pStyle w:val="Titolo2"/>
         <w:rPr>
           <w:rFonts w:ascii="Times New Roman" w:hAnsi="Times New Roman" w:cs="Times New Roman"/>
         </w:rPr>
@@ -9263,7 +9402,7 @@
     </w:p>
     <w:p>
       <w:pPr>
-        <w:pStyle w:val="Heading1"/>
+        <w:pStyle w:val="Titolo1"/>
         <w:pBdr>
           <w:bottom w:val="single" w:sz="6" w:space="4" w:color="2E75B6"/>
         </w:pBdr>
@@ -9298,7 +9437,7 @@
     </w:p>
     <w:p>
       <w:pPr>
-        <w:pStyle w:val="Heading2"/>
+        <w:pStyle w:val="Titolo2"/>
       </w:pPr>
       <w:bookmarkStart w:id="23" w:name="_Toc226843815"/>
       <w:r>
@@ -9422,7 +9561,7 @@
     </w:p>
     <w:p>
       <w:pPr>
-        <w:pStyle w:val="Heading2"/>
+        <w:pStyle w:val="Titolo2"/>
       </w:pPr>
       <w:bookmarkStart w:id="24" w:name="_Toc226843816"/>
       <w:r>
@@ -9624,7 +9763,7 @@
     </w:p>
     <w:p>
       <w:pPr>
-        <w:pStyle w:val="Heading2"/>
+        <w:pStyle w:val="Titolo2"/>
       </w:pPr>
       <w:bookmarkStart w:id="25" w:name="_Toc226843817"/>
       <w:r>
@@ -9738,7 +9877,7 @@
     </w:p>
     <w:p>
       <w:pPr>
-        <w:pStyle w:val="ListParagraph"/>
+        <w:pStyle w:val="Paragrafoelenco"/>
         <w:numPr>
           <w:ilvl w:val="0"/>
           <w:numId w:val="28"/>
@@ -9758,7 +9897,7 @@
     </w:p>
     <w:p>
       <w:pPr>
-        <w:pStyle w:val="ListParagraph"/>
+        <w:pStyle w:val="Paragrafoelenco"/>
         <w:numPr>
           <w:ilvl w:val="0"/>
           <w:numId w:val="28"/>
@@ -10095,8 +10234,17 @@
           <w:b/>
           <w:bCs/>
         </w:rPr>
-        <w:t xml:space="preserve"> Search</w:t>
-      </w:r>
+        <w:t xml:space="preserve"> </w:t>
+      </w:r>
+      <w:proofErr w:type="spellStart"/>
+      <w:r>
+        <w:rPr>
+          <w:b/>
+          <w:bCs/>
+        </w:rPr>
+        <w:t>Search</w:t>
+      </w:r>
+      <w:proofErr w:type="spellEnd"/>
       <w:r>
         <w:t>, cioè una ricerca sistematica dei migliori parametri del modello (numero di neuroni, livelli, funzioni di attivazione, tasso di apprendimento, regolarizzazione).</w:t>
       </w:r>
@@ -10119,7 +10267,15 @@
       </w:r>
       <w:proofErr w:type="spellEnd"/>
       <w:r>
-        <w:t xml:space="preserve"> Search ha portato a un miglioramento, ma il modello è rimasto meno stabile e meno performante rispetto ad altre soluzioni.</w:t>
+        <w:t xml:space="preserve"> </w:t>
+      </w:r>
+      <w:proofErr w:type="spellStart"/>
+      <w:r>
+        <w:t>Search</w:t>
+      </w:r>
+      <w:proofErr w:type="spellEnd"/>
+      <w:r>
+        <w:t xml:space="preserve"> ha portato a un miglioramento, ma il modello è rimasto meno stabile e meno performante rispetto ad altre soluzioni.</w:t>
       </w:r>
     </w:p>
     <w:p>
@@ -10366,7 +10522,7 @@
     </w:p>
     <w:p>
       <w:pPr>
-        <w:pStyle w:val="Heading2"/>
+        <w:pStyle w:val="Titolo2"/>
       </w:pPr>
       <w:bookmarkStart w:id="26" w:name="_Toc226843818"/>
       <w:r>
@@ -10455,7 +10611,15 @@
       </w:r>
       <w:proofErr w:type="spellEnd"/>
       <w:r>
-        <w:t xml:space="preserve"> Search, le prestazioni non sono risultate competitive.</w:t>
+        <w:t xml:space="preserve"> </w:t>
+      </w:r>
+      <w:proofErr w:type="spellStart"/>
+      <w:r>
+        <w:t>Search</w:t>
+      </w:r>
+      <w:proofErr w:type="spellEnd"/>
+      <w:r>
+        <w:t>, le prestazioni non sono risultate competitive.</w:t>
       </w:r>
     </w:p>
     <w:p>
@@ -10547,7 +10711,7 @@
     </w:p>
     <w:p>
       <w:pPr>
-        <w:pStyle w:val="Heading2"/>
+        <w:pStyle w:val="Titolo2"/>
       </w:pPr>
       <w:bookmarkStart w:id="27" w:name="_Toc226843819"/>
       <w:r>
@@ -10816,7 +10980,7 @@
     </w:p>
     <w:p>
       <w:pPr>
-        <w:pStyle w:val="Heading2"/>
+        <w:pStyle w:val="Titolo2"/>
       </w:pPr>
       <w:bookmarkStart w:id="28" w:name="_Toc226843820"/>
       <w:r>
@@ -10973,7 +11137,7 @@
     </w:p>
     <w:p>
       <w:pPr>
-        <w:pStyle w:val="Heading1"/>
+        <w:pStyle w:val="Titolo1"/>
         <w:pBdr>
           <w:bottom w:val="single" w:sz="6" w:space="4" w:color="2E75B6"/>
         </w:pBdr>
@@ -11115,7 +11279,7 @@
     </w:p>
     <w:p>
       <w:pPr>
-        <w:pStyle w:val="Heading2"/>
+        <w:pStyle w:val="Titolo2"/>
         <w:rPr>
           <w:rFonts w:ascii="Times New Roman" w:hAnsi="Times New Roman" w:cs="Times New Roman"/>
           <w:sz w:val="24"/>
@@ -11516,7 +11680,7 @@
     </w:p>
     <w:p>
       <w:pPr>
-        <w:pStyle w:val="Heading2"/>
+        <w:pStyle w:val="Titolo2"/>
         <w:rPr>
           <w:rFonts w:ascii="Times New Roman" w:hAnsi="Times New Roman" w:cs="Times New Roman"/>
           <w:sz w:val="24"/>
@@ -11549,7 +11713,7 @@
           <w:bdr w:val="none" w:sz="0" w:space="0" w:color="auto" w:frame="1"/>
         </w:rPr>
         <w:drawing>
-          <wp:inline distT="0" distB="0" distL="0" distR="0" wp14:anchorId="6C30EEA2" wp14:editId="4DAF34A9">
+          <wp:inline distT="0" distB="0" distL="0" distR="0" wp14:anchorId="6C30EEA2" wp14:editId="2E310478">
             <wp:extent cx="5991225" cy="2620010"/>
             <wp:effectExtent l="0" t="0" r="9525" b="8890"/>
             <wp:docPr id="762872873" name="Immagine 3"/>
@@ -11610,7 +11774,7 @@
           <w:bdr w:val="none" w:sz="0" w:space="0" w:color="auto" w:frame="1"/>
         </w:rPr>
         <w:drawing>
-          <wp:inline distT="0" distB="0" distL="0" distR="0" wp14:anchorId="2C3FBF6A" wp14:editId="78401694">
+          <wp:inline distT="0" distB="0" distL="0" distR="0" wp14:anchorId="2C3FBF6A" wp14:editId="5B28256F">
             <wp:extent cx="5991367" cy="3650615"/>
             <wp:effectExtent l="0" t="0" r="9525" b="6985"/>
             <wp:docPr id="1522455989" name="Immagine 2"/>
@@ -11756,7 +11920,7 @@
     </w:p>
     <w:p>
       <w:pPr>
-        <w:pStyle w:val="Heading2"/>
+        <w:pStyle w:val="Titolo2"/>
         <w:rPr>
           <w:rFonts w:ascii="Times New Roman" w:hAnsi="Times New Roman" w:cs="Times New Roman"/>
           <w:sz w:val="24"/>
@@ -12007,7 +12171,7 @@
     </w:p>
     <w:p>
       <w:pPr>
-        <w:pStyle w:val="Heading2"/>
+        <w:pStyle w:val="Titolo2"/>
         <w:rPr>
           <w:rFonts w:ascii="Times New Roman" w:hAnsi="Times New Roman" w:cs="Times New Roman"/>
           <w:sz w:val="24"/>
@@ -12188,7 +12352,7 @@
     </w:p>
     <w:p>
       <w:pPr>
-        <w:pStyle w:val="Heading1"/>
+        <w:pStyle w:val="Titolo1"/>
         <w:pBdr>
           <w:bottom w:val="single" w:sz="6" w:space="4" w:color="2E75B6"/>
         </w:pBdr>
@@ -12331,7 +12495,7 @@
 </file>
 
 <file path=word/endnotes.xml><?xml version="1.0" encoding="utf-8"?>
-<w:endnotes xmlns:wpc="http://schemas.microsoft.com/office/word/2010/wordprocessingCanvas" xmlns:cx="http://schemas.microsoft.com/office/drawing/2014/chartex" xmlns:cx1="http://schemas.microsoft.com/office/drawing/2015/9/8/chartex" xmlns:cx2="http://schemas.microsoft.com/office/drawing/2015/10/21/chartex" xmlns:cx3="http://schemas.microsoft.com/office/drawing/2016/5/9/chartex" xmlns:cx4="http://schemas.microsoft.com/office/drawing/2016/5/10/chartex" xmlns:cx5="http://schemas.microsoft.com/office/drawing/2016/5/11/chartex" xmlns:cx6="http://schemas.microsoft.com/office/drawing/2016/5/12/chartex" xmlns:cx7="http://schemas.microsoft.com/office/drawing/2016/5/13/chartex" xmlns:cx8="http://schemas.microsoft.com/office/drawing/2016/5/14/chartex" xmlns:mc="http://schemas.openxmlformats.org/markup-compatibility/2006" xmlns:aink="http://schemas.microsoft.com/office/drawing/2016/ink" xmlns:am3d="http://schemas.microsoft.com/office/drawing/2017/model3d" xmlns:o="urn:schemas-microsoft-com:office:office" xmlns:oel="http://schemas.microsoft.com/office/2019/extlst" xmlns:r="http://schemas.openxmlformats.org/officeDocument/2006/relationships" xmlns:m="http://schemas.openxmlformats.org/officeDocument/2006/math" xmlns:v="urn:schemas-microsoft-com:vml" xmlns:wp14="http://schemas.microsoft.com/office/word/2010/wordprocessingDrawing" xmlns:wp="http://schemas.openxmlformats.org/drawingml/2006/wordprocessingDrawing" xmlns:w10="urn:schemas-microsoft-com:office:word" xmlns:w="http://schemas.openxmlformats.org/wordprocessingml/2006/main" xmlns:w14="http://schemas.microsoft.com/office/word/2010/wordml" xmlns:w15="http://schemas.microsoft.com/office/word/2012/wordml" xmlns:w16cex="http://schemas.microsoft.com/office/word/2018/wordml/cex" xmlns:w16cid="http://schemas.microsoft.com/office/word/2016/wordml/cid" xmlns:w16="http://schemas.microsoft.com/office/word/2018/wordml" xmlns:w16du="http://schemas.microsoft.com/office/word/2023/wordml/word16du" xmlns:w16sdtdh="http://schemas.microsoft.com/office/word/2020/wordml/sdtdatahash" xmlns:w16sdtfl="http://schemas.microsoft.com/office/word/2024/wordml/sdtformatlock" xmlns:w16se="http://schemas.microsoft.com/office/word/2015/wordml/symex" xmlns:wpg="http://schemas.microsoft.com/office/word/2010/wordprocessingGroup" xmlns:wpi="http://schemas.microsoft.com/office/word/2010/wordprocessingInk" xmlns:wne="http://schemas.microsoft.com/office/word/2006/wordml" xmlns:wps="http://schemas.microsoft.com/office/word/2010/wordprocessingShape" mc:Ignorable="w14 w15 w16se w16cid w16 w16cex w16sdtdh w16sdtfl w16du wp14">
+<w:endnotes xmlns:wpc="http://schemas.microsoft.com/office/word/2010/wordprocessingCanvas" xmlns:cx="http://schemas.microsoft.com/office/drawing/2014/chartex" xmlns:cx1="http://schemas.microsoft.com/office/drawing/2015/9/8/chartex" xmlns:cx2="http://schemas.microsoft.com/office/drawing/2015/10/21/chartex" xmlns:cx3="http://schemas.microsoft.com/office/drawing/2016/5/9/chartex" xmlns:cx4="http://schemas.microsoft.com/office/drawing/2016/5/10/chartex" xmlns:cx5="http://schemas.microsoft.com/office/drawing/2016/5/11/chartex" xmlns:cx6="http://schemas.microsoft.com/office/drawing/2016/5/12/chartex" xmlns:cx7="http://schemas.microsoft.com/office/drawing/2016/5/13/chartex" xmlns:cx8="http://schemas.microsoft.com/office/drawing/2016/5/14/chartex" xmlns:mc="http://schemas.openxmlformats.org/markup-compatibility/2006" xmlns:aink="http://schemas.microsoft.com/office/drawing/2016/ink" xmlns:am3d="http://schemas.microsoft.com/office/drawing/2017/model3d" xmlns:o="urn:schemas-microsoft-com:office:office" xmlns:oel="http://schemas.microsoft.com/office/2019/extlst" xmlns:r="http://schemas.openxmlformats.org/officeDocument/2006/relationships" xmlns:m="http://schemas.openxmlformats.org/officeDocument/2006/math" xmlns:v="urn:schemas-microsoft-com:vml" xmlns:wp14="http://schemas.microsoft.com/office/word/2010/wordprocessingDrawing" xmlns:wp="http://schemas.openxmlformats.org/drawingml/2006/wordprocessingDrawing" xmlns:w10="urn:schemas-microsoft-com:office:word" xmlns:w="http://schemas.openxmlformats.org/wordprocessingml/2006/main" xmlns:w14="http://schemas.microsoft.com/office/word/2010/wordml" xmlns:w15="http://schemas.microsoft.com/office/word/2012/wordml" xmlns:w16cex="http://schemas.microsoft.com/office/word/2018/wordml/cex" xmlns:w16cid="http://schemas.microsoft.com/office/word/2016/wordml/cid" xmlns:w16="http://schemas.microsoft.com/office/word/2018/wordml" xmlns:w16du="http://schemas.microsoft.com/office/word/2023/wordml/word16du" xmlns:w16sdtdh="http://schemas.microsoft.com/office/word/2020/wordml/sdtdatahash" xmlns:w16se="http://schemas.microsoft.com/office/word/2015/wordml/symex" xmlns:wpg="http://schemas.microsoft.com/office/word/2010/wordprocessingGroup" xmlns:wpi="http://schemas.microsoft.com/office/word/2010/wordprocessingInk" xmlns:wne="http://schemas.microsoft.com/office/word/2006/wordml" xmlns:wps="http://schemas.microsoft.com/office/word/2010/wordprocessingShape" mc:Ignorable="w14 w15 w16se w16cid w16 w16cex w16sdtdh w16du wp14">
   <w:endnote w:type="separator" w:id="-1">
     <w:p>
       <w:r>
@@ -12350,7 +12514,7 @@
 </file>
 
 <file path=word/footer1.xml><?xml version="1.0" encoding="utf-8"?>
-<w:ftr xmlns:wpc="http://schemas.microsoft.com/office/word/2010/wordprocessingCanvas" xmlns:cx="http://schemas.microsoft.com/office/drawing/2014/chartex" xmlns:cx1="http://schemas.microsoft.com/office/drawing/2015/9/8/chartex" xmlns:cx2="http://schemas.microsoft.com/office/drawing/2015/10/21/chartex" xmlns:cx3="http://schemas.microsoft.com/office/drawing/2016/5/9/chartex" xmlns:cx4="http://schemas.microsoft.com/office/drawing/2016/5/10/chartex" xmlns:cx5="http://schemas.microsoft.com/office/drawing/2016/5/11/chartex" xmlns:cx6="http://schemas.microsoft.com/office/drawing/2016/5/12/chartex" xmlns:cx7="http://schemas.microsoft.com/office/drawing/2016/5/13/chartex" xmlns:cx8="http://schemas.microsoft.com/office/drawing/2016/5/14/chartex" xmlns:mc="http://schemas.openxmlformats.org/markup-compatibility/2006" xmlns:aink="http://schemas.microsoft.com/office/drawing/2016/ink" xmlns:am3d="http://schemas.microsoft.com/office/drawing/2017/model3d" xmlns:o="urn:schemas-microsoft-com:office:office" xmlns:oel="http://schemas.microsoft.com/office/2019/extlst" xmlns:r="http://schemas.openxmlformats.org/officeDocument/2006/relationships" xmlns:m="http://schemas.openxmlformats.org/officeDocument/2006/math" xmlns:v="urn:schemas-microsoft-com:vml" xmlns:wp14="http://schemas.microsoft.com/office/word/2010/wordprocessingDrawing" xmlns:wp="http://schemas.openxmlformats.org/drawingml/2006/wordprocessingDrawing" xmlns:w10="urn:schemas-microsoft-com:office:word" xmlns:w="http://schemas.openxmlformats.org/wordprocessingml/2006/main" xmlns:w14="http://schemas.microsoft.com/office/word/2010/wordml" xmlns:w15="http://schemas.microsoft.com/office/word/2012/wordml" xmlns:w16cex="http://schemas.microsoft.com/office/word/2018/wordml/cex" xmlns:w16cid="http://schemas.microsoft.com/office/word/2016/wordml/cid" xmlns:w16="http://schemas.microsoft.com/office/word/2018/wordml" xmlns:w16du="http://schemas.microsoft.com/office/word/2023/wordml/word16du" xmlns:w16sdtdh="http://schemas.microsoft.com/office/word/2020/wordml/sdtdatahash" xmlns:w16sdtfl="http://schemas.microsoft.com/office/word/2024/wordml/sdtformatlock" xmlns:w16se="http://schemas.microsoft.com/office/word/2015/wordml/symex" xmlns:wpg="http://schemas.microsoft.com/office/word/2010/wordprocessingGroup" xmlns:wpi="http://schemas.microsoft.com/office/word/2010/wordprocessingInk" xmlns:wne="http://schemas.microsoft.com/office/word/2006/wordml" xmlns:wps="http://schemas.microsoft.com/office/word/2010/wordprocessingShape" mc:Ignorable="w14 w15 w16se w16cid w16 w16cex w16sdtdh w16sdtfl w16du wp14">
+<w:ftr xmlns:wpc="http://schemas.microsoft.com/office/word/2010/wordprocessingCanvas" xmlns:cx="http://schemas.microsoft.com/office/drawing/2014/chartex" xmlns:cx1="http://schemas.microsoft.com/office/drawing/2015/9/8/chartex" xmlns:cx2="http://schemas.microsoft.com/office/drawing/2015/10/21/chartex" xmlns:cx3="http://schemas.microsoft.com/office/drawing/2016/5/9/chartex" xmlns:cx4="http://schemas.microsoft.com/office/drawing/2016/5/10/chartex" xmlns:cx5="http://schemas.microsoft.com/office/drawing/2016/5/11/chartex" xmlns:cx6="http://schemas.microsoft.com/office/drawing/2016/5/12/chartex" xmlns:cx7="http://schemas.microsoft.com/office/drawing/2016/5/13/chartex" xmlns:cx8="http://schemas.microsoft.com/office/drawing/2016/5/14/chartex" xmlns:mc="http://schemas.openxmlformats.org/markup-compatibility/2006" xmlns:aink="http://schemas.microsoft.com/office/drawing/2016/ink" xmlns:am3d="http://schemas.microsoft.com/office/drawing/2017/model3d" xmlns:o="urn:schemas-microsoft-com:office:office" xmlns:oel="http://schemas.microsoft.com/office/2019/extlst" xmlns:r="http://schemas.openxmlformats.org/officeDocument/2006/relationships" xmlns:m="http://schemas.openxmlformats.org/officeDocument/2006/math" xmlns:v="urn:schemas-microsoft-com:vml" xmlns:wp14="http://schemas.microsoft.com/office/word/2010/wordprocessingDrawing" xmlns:wp="http://schemas.openxmlformats.org/drawingml/2006/wordprocessingDrawing" xmlns:w10="urn:schemas-microsoft-com:office:word" xmlns:w="http://schemas.openxmlformats.org/wordprocessingml/2006/main" xmlns:w14="http://schemas.microsoft.com/office/word/2010/wordml" xmlns:w15="http://schemas.microsoft.com/office/word/2012/wordml" xmlns:w16cex="http://schemas.microsoft.com/office/word/2018/wordml/cex" xmlns:w16cid="http://schemas.microsoft.com/office/word/2016/wordml/cid" xmlns:w16="http://schemas.microsoft.com/office/word/2018/wordml" xmlns:w16du="http://schemas.microsoft.com/office/word/2023/wordml/word16du" xmlns:w16sdtdh="http://schemas.microsoft.com/office/word/2020/wordml/sdtdatahash" xmlns:w16se="http://schemas.microsoft.com/office/word/2015/wordml/symex" xmlns:wpg="http://schemas.microsoft.com/office/word/2010/wordprocessingGroup" xmlns:wpi="http://schemas.microsoft.com/office/word/2010/wordprocessingInk" xmlns:wne="http://schemas.microsoft.com/office/word/2006/wordml" xmlns:wps="http://schemas.microsoft.com/office/word/2010/wordprocessingShape" mc:Ignorable="w14 w15 w16se w16cid w16 w16cex w16sdtdh w16du wp14">
   <w:p>
     <w:pPr>
       <w:pBdr>
@@ -12425,7 +12589,7 @@
 </file>
 
 <file path=word/footnotes.xml><?xml version="1.0" encoding="utf-8"?>
-<w:footnotes xmlns:wpc="http://schemas.microsoft.com/office/word/2010/wordprocessingCanvas" xmlns:cx="http://schemas.microsoft.com/office/drawing/2014/chartex" xmlns:cx1="http://schemas.microsoft.com/office/drawing/2015/9/8/chartex" xmlns:cx2="http://schemas.microsoft.com/office/drawing/2015/10/21/chartex" xmlns:cx3="http://schemas.microsoft.com/office/drawing/2016/5/9/chartex" xmlns:cx4="http://schemas.microsoft.com/office/drawing/2016/5/10/chartex" xmlns:cx5="http://schemas.microsoft.com/office/drawing/2016/5/11/chartex" xmlns:cx6="http://schemas.microsoft.com/office/drawing/2016/5/12/chartex" xmlns:cx7="http://schemas.microsoft.com/office/drawing/2016/5/13/chartex" xmlns:cx8="http://schemas.microsoft.com/office/drawing/2016/5/14/chartex" xmlns:mc="http://schemas.openxmlformats.org/markup-compatibility/2006" xmlns:aink="http://schemas.microsoft.com/office/drawing/2016/ink" xmlns:am3d="http://schemas.microsoft.com/office/drawing/2017/model3d" xmlns:o="urn:schemas-microsoft-com:office:office" xmlns:oel="http://schemas.microsoft.com/office/2019/extlst" xmlns:r="http://schemas.openxmlformats.org/officeDocument/2006/relationships" xmlns:m="http://schemas.openxmlformats.org/officeDocument/2006/math" xmlns:v="urn:schemas-microsoft-com:vml" xmlns:wp14="http://schemas.microsoft.com/office/word/2010/wordprocessingDrawing" xmlns:wp="http://schemas.openxmlformats.org/drawingml/2006/wordprocessingDrawing" xmlns:w10="urn:schemas-microsoft-com:office:word" xmlns:w="http://schemas.openxmlformats.org/wordprocessingml/2006/main" xmlns:w14="http://schemas.microsoft.com/office/word/2010/wordml" xmlns:w15="http://schemas.microsoft.com/office/word/2012/wordml" xmlns:w16cex="http://schemas.microsoft.com/office/word/2018/wordml/cex" xmlns:w16cid="http://schemas.microsoft.com/office/word/2016/wordml/cid" xmlns:w16="http://schemas.microsoft.com/office/word/2018/wordml" xmlns:w16du="http://schemas.microsoft.com/office/word/2023/wordml/word16du" xmlns:w16sdtdh="http://schemas.microsoft.com/office/word/2020/wordml/sdtdatahash" xmlns:w16sdtfl="http://schemas.microsoft.com/office/word/2024/wordml/sdtformatlock" xmlns:w16se="http://schemas.microsoft.com/office/word/2015/wordml/symex" xmlns:wpg="http://schemas.microsoft.com/office/word/2010/wordprocessingGroup" xmlns:wpi="http://schemas.microsoft.com/office/word/2010/wordprocessingInk" xmlns:wne="http://schemas.microsoft.com/office/word/2006/wordml" xmlns:wps="http://schemas.microsoft.com/office/word/2010/wordprocessingShape" mc:Ignorable="w14 w15 w16se w16cid w16 w16cex w16sdtdh w16sdtfl w16du wp14">
+<w:footnotes xmlns:wpc="http://schemas.microsoft.com/office/word/2010/wordprocessingCanvas" xmlns:cx="http://schemas.microsoft.com/office/drawing/2014/chartex" xmlns:cx1="http://schemas.microsoft.com/office/drawing/2015/9/8/chartex" xmlns:cx2="http://schemas.microsoft.com/office/drawing/2015/10/21/chartex" xmlns:cx3="http://schemas.microsoft.com/office/drawing/2016/5/9/chartex" xmlns:cx4="http://schemas.microsoft.com/office/drawing/2016/5/10/chartex" xmlns:cx5="http://schemas.microsoft.com/office/drawing/2016/5/11/chartex" xmlns:cx6="http://schemas.microsoft.com/office/drawing/2016/5/12/chartex" xmlns:cx7="http://schemas.microsoft.com/office/drawing/2016/5/13/chartex" xmlns:cx8="http://schemas.microsoft.com/office/drawing/2016/5/14/chartex" xmlns:mc="http://schemas.openxmlformats.org/markup-compatibility/2006" xmlns:aink="http://schemas.microsoft.com/office/drawing/2016/ink" xmlns:am3d="http://schemas.microsoft.com/office/drawing/2017/model3d" xmlns:o="urn:schemas-microsoft-com:office:office" xmlns:oel="http://schemas.microsoft.com/office/2019/extlst" xmlns:r="http://schemas.openxmlformats.org/officeDocument/2006/relationships" xmlns:m="http://schemas.openxmlformats.org/officeDocument/2006/math" xmlns:v="urn:schemas-microsoft-com:vml" xmlns:wp14="http://schemas.microsoft.com/office/word/2010/wordprocessingDrawing" xmlns:wp="http://schemas.openxmlformats.org/drawingml/2006/wordprocessingDrawing" xmlns:w10="urn:schemas-microsoft-com:office:word" xmlns:w="http://schemas.openxmlformats.org/wordprocessingml/2006/main" xmlns:w14="http://schemas.microsoft.com/office/word/2010/wordml" xmlns:w15="http://schemas.microsoft.com/office/word/2012/wordml" xmlns:w16cex="http://schemas.microsoft.com/office/word/2018/wordml/cex" xmlns:w16cid="http://schemas.microsoft.com/office/word/2016/wordml/cid" xmlns:w16="http://schemas.microsoft.com/office/word/2018/wordml" xmlns:w16du="http://schemas.microsoft.com/office/word/2023/wordml/word16du" xmlns:w16sdtdh="http://schemas.microsoft.com/office/word/2020/wordml/sdtdatahash" xmlns:w16se="http://schemas.microsoft.com/office/word/2015/wordml/symex" xmlns:wpg="http://schemas.microsoft.com/office/word/2010/wordprocessingGroup" xmlns:wpi="http://schemas.microsoft.com/office/word/2010/wordprocessingInk" xmlns:wne="http://schemas.microsoft.com/office/word/2006/wordml" xmlns:wps="http://schemas.microsoft.com/office/word/2010/wordprocessingShape" mc:Ignorable="w14 w15 w16se w16cid w16 w16cex w16sdtdh w16du wp14">
   <w:footnote w:type="separator" w:id="-1">
     <w:p>
       <w:r>
@@ -12444,7 +12608,7 @@
 </file>
 
 <file path=word/header1.xml><?xml version="1.0" encoding="utf-8"?>
-<w:hdr xmlns:wpc="http://schemas.microsoft.com/office/word/2010/wordprocessingCanvas" xmlns:cx="http://schemas.microsoft.com/office/drawing/2014/chartex" xmlns:cx1="http://schemas.microsoft.com/office/drawing/2015/9/8/chartex" xmlns:cx2="http://schemas.microsoft.com/office/drawing/2015/10/21/chartex" xmlns:cx3="http://schemas.microsoft.com/office/drawing/2016/5/9/chartex" xmlns:cx4="http://schemas.microsoft.com/office/drawing/2016/5/10/chartex" xmlns:cx5="http://schemas.microsoft.com/office/drawing/2016/5/11/chartex" xmlns:cx6="http://schemas.microsoft.com/office/drawing/2016/5/12/chartex" xmlns:cx7="http://schemas.microsoft.com/office/drawing/2016/5/13/chartex" xmlns:cx8="http://schemas.microsoft.com/office/drawing/2016/5/14/chartex" xmlns:mc="http://schemas.openxmlformats.org/markup-compatibility/2006" xmlns:aink="http://schemas.microsoft.com/office/drawing/2016/ink" xmlns:am3d="http://schemas.microsoft.com/office/drawing/2017/model3d" xmlns:o="urn:schemas-microsoft-com:office:office" xmlns:oel="http://schemas.microsoft.com/office/2019/extlst" xmlns:r="http://schemas.openxmlformats.org/officeDocument/2006/relationships" xmlns:m="http://schemas.openxmlformats.org/officeDocument/2006/math" xmlns:v="urn:schemas-microsoft-com:vml" xmlns:wp14="http://schemas.microsoft.com/office/word/2010/wordprocessingDrawing" xmlns:wp="http://schemas.openxmlformats.org/drawingml/2006/wordprocessingDrawing" xmlns:w10="urn:schemas-microsoft-com:office:word" xmlns:w="http://schemas.openxmlformats.org/wordprocessingml/2006/main" xmlns:w14="http://schemas.microsoft.com/office/word/2010/wordml" xmlns:w15="http://schemas.microsoft.com/office/word/2012/wordml" xmlns:w16cex="http://schemas.microsoft.com/office/word/2018/wordml/cex" xmlns:w16cid="http://schemas.microsoft.com/office/word/2016/wordml/cid" xmlns:w16="http://schemas.microsoft.com/office/word/2018/wordml" xmlns:w16du="http://schemas.microsoft.com/office/word/2023/wordml/word16du" xmlns:w16sdtdh="http://schemas.microsoft.com/office/word/2020/wordml/sdtdatahash" xmlns:w16sdtfl="http://schemas.microsoft.com/office/word/2024/wordml/sdtformatlock" xmlns:w16se="http://schemas.microsoft.com/office/word/2015/wordml/symex" xmlns:wpg="http://schemas.microsoft.com/office/word/2010/wordprocessingGroup" xmlns:wpi="http://schemas.microsoft.com/office/word/2010/wordprocessingInk" xmlns:wne="http://schemas.microsoft.com/office/word/2006/wordml" xmlns:wps="http://schemas.microsoft.com/office/word/2010/wordprocessingShape" mc:Ignorable="w14 w15 w16se w16cid w16 w16cex w16sdtdh w16sdtfl w16du wp14">
+<w:hdr xmlns:wpc="http://schemas.microsoft.com/office/word/2010/wordprocessingCanvas" xmlns:cx="http://schemas.microsoft.com/office/drawing/2014/chartex" xmlns:cx1="http://schemas.microsoft.com/office/drawing/2015/9/8/chartex" xmlns:cx2="http://schemas.microsoft.com/office/drawing/2015/10/21/chartex" xmlns:cx3="http://schemas.microsoft.com/office/drawing/2016/5/9/chartex" xmlns:cx4="http://schemas.microsoft.com/office/drawing/2016/5/10/chartex" xmlns:cx5="http://schemas.microsoft.com/office/drawing/2016/5/11/chartex" xmlns:cx6="http://schemas.microsoft.com/office/drawing/2016/5/12/chartex" xmlns:cx7="http://schemas.microsoft.com/office/drawing/2016/5/13/chartex" xmlns:cx8="http://schemas.microsoft.com/office/drawing/2016/5/14/chartex" xmlns:mc="http://schemas.openxmlformats.org/markup-compatibility/2006" xmlns:aink="http://schemas.microsoft.com/office/drawing/2016/ink" xmlns:am3d="http://schemas.microsoft.com/office/drawing/2017/model3d" xmlns:o="urn:schemas-microsoft-com:office:office" xmlns:oel="http://schemas.microsoft.com/office/2019/extlst" xmlns:r="http://schemas.openxmlformats.org/officeDocument/2006/relationships" xmlns:m="http://schemas.openxmlformats.org/officeDocument/2006/math" xmlns:v="urn:schemas-microsoft-com:vml" xmlns:wp14="http://schemas.microsoft.com/office/word/2010/wordprocessingDrawing" xmlns:wp="http://schemas.openxmlformats.org/drawingml/2006/wordprocessingDrawing" xmlns:w10="urn:schemas-microsoft-com:office:word" xmlns:w="http://schemas.openxmlformats.org/wordprocessingml/2006/main" xmlns:w14="http://schemas.microsoft.com/office/word/2010/wordml" xmlns:w15="http://schemas.microsoft.com/office/word/2012/wordml" xmlns:w16cex="http://schemas.microsoft.com/office/word/2018/wordml/cex" xmlns:w16cid="http://schemas.microsoft.com/office/word/2016/wordml/cid" xmlns:w16="http://schemas.microsoft.com/office/word/2018/wordml" xmlns:w16du="http://schemas.microsoft.com/office/word/2023/wordml/word16du" xmlns:w16sdtdh="http://schemas.microsoft.com/office/word/2020/wordml/sdtdatahash" xmlns:w16se="http://schemas.microsoft.com/office/word/2015/wordml/symex" xmlns:wpg="http://schemas.microsoft.com/office/word/2010/wordprocessingGroup" xmlns:wpi="http://schemas.microsoft.com/office/word/2010/wordprocessingInk" xmlns:wne="http://schemas.microsoft.com/office/word/2006/wordml" xmlns:wps="http://schemas.microsoft.com/office/word/2010/wordprocessingShape" mc:Ignorable="w14 w15 w16se w16cid w16 w16cex w16sdtdh w16du wp14">
   <w:p>
     <w:pPr>
       <w:pBdr>
@@ -12473,36 +12637,14 @@
         <w:sz w:val="18"/>
         <w:szCs w:val="18"/>
       </w:rPr>
-      <w:t xml:space="preserve">Progetto Data Science — </w:t>
-    </w:r>
-    <w:proofErr w:type="gramStart"/>
-    <w:r>
-      <w:rPr>
-        <w:i/>
-        <w:iCs/>
-        <w:color w:val="595959"/>
-        <w:sz w:val="18"/>
-        <w:szCs w:val="18"/>
-      </w:rPr>
-      <w:t>Aprile</w:t>
-    </w:r>
-    <w:proofErr w:type="gramEnd"/>
-    <w:r>
-      <w:rPr>
-        <w:i/>
-        <w:iCs/>
-        <w:color w:val="595959"/>
-        <w:sz w:val="18"/>
-        <w:szCs w:val="18"/>
-      </w:rPr>
-      <w:t xml:space="preserve"> 2026</w:t>
+      <w:t>Progetto Data Science — Aprile 2026</w:t>
     </w:r>
   </w:p>
 </w:hdr>
 </file>
 
 <file path=word/numbering.xml><?xml version="1.0" encoding="utf-8"?>
-<w:numbering xmlns:wpc="http://schemas.microsoft.com/office/word/2010/wordprocessingCanvas" xmlns:cx="http://schemas.microsoft.com/office/drawing/2014/chartex" xmlns:cx1="http://schemas.microsoft.com/office/drawing/2015/9/8/chartex" xmlns:cx2="http://schemas.microsoft.com/office/drawing/2015/10/21/chartex" xmlns:cx3="http://schemas.microsoft.com/office/drawing/2016/5/9/chartex" xmlns:cx4="http://schemas.microsoft.com/office/drawing/2016/5/10/chartex" xmlns:cx5="http://schemas.microsoft.com/office/drawing/2016/5/11/chartex" xmlns:cx6="http://schemas.microsoft.com/office/drawing/2016/5/12/chartex" xmlns:cx7="http://schemas.microsoft.com/office/drawing/2016/5/13/chartex" xmlns:cx8="http://schemas.microsoft.com/office/drawing/2016/5/14/chartex" xmlns:mc="http://schemas.openxmlformats.org/markup-compatibility/2006" xmlns:aink="http://schemas.microsoft.com/office/drawing/2016/ink" xmlns:am3d="http://schemas.microsoft.com/office/drawing/2017/model3d" xmlns:o="urn:schemas-microsoft-com:office:office" xmlns:oel="http://schemas.microsoft.com/office/2019/extlst" xmlns:r="http://schemas.openxmlformats.org/officeDocument/2006/relationships" xmlns:m="http://schemas.openxmlformats.org/officeDocument/2006/math" xmlns:v="urn:schemas-microsoft-com:vml" xmlns:wp14="http://schemas.microsoft.com/office/word/2010/wordprocessingDrawing" xmlns:wp="http://schemas.openxmlformats.org/drawingml/2006/wordprocessingDrawing" xmlns:w10="urn:schemas-microsoft-com:office:word" xmlns:w="http://schemas.openxmlformats.org/wordprocessingml/2006/main" xmlns:w14="http://schemas.microsoft.com/office/word/2010/wordml" xmlns:w15="http://schemas.microsoft.com/office/word/2012/wordml" xmlns:w16cex="http://schemas.microsoft.com/office/word/2018/wordml/cex" xmlns:w16cid="http://schemas.microsoft.com/office/word/2016/wordml/cid" xmlns:w16="http://schemas.microsoft.com/office/word/2018/wordml" xmlns:w16du="http://schemas.microsoft.com/office/word/2023/wordml/word16du" xmlns:w16sdtdh="http://schemas.microsoft.com/office/word/2020/wordml/sdtdatahash" xmlns:w16sdtfl="http://schemas.microsoft.com/office/word/2024/wordml/sdtformatlock" xmlns:w16se="http://schemas.microsoft.com/office/word/2015/wordml/symex" xmlns:wpg="http://schemas.microsoft.com/office/word/2010/wordprocessingGroup" xmlns:wpi="http://schemas.microsoft.com/office/word/2010/wordprocessingInk" xmlns:wne="http://schemas.microsoft.com/office/word/2006/wordml" xmlns:wps="http://schemas.microsoft.com/office/word/2010/wordprocessingShape" mc:Ignorable="w14 w15 w16se w16cid w16 w16cex w16sdtdh w16sdtfl w16du wp14">
+<w:numbering xmlns:wpc="http://schemas.microsoft.com/office/word/2010/wordprocessingCanvas" xmlns:cx="http://schemas.microsoft.com/office/drawing/2014/chartex" xmlns:cx1="http://schemas.microsoft.com/office/drawing/2015/9/8/chartex" xmlns:cx2="http://schemas.microsoft.com/office/drawing/2015/10/21/chartex" xmlns:cx3="http://schemas.microsoft.com/office/drawing/2016/5/9/chartex" xmlns:cx4="http://schemas.microsoft.com/office/drawing/2016/5/10/chartex" xmlns:cx5="http://schemas.microsoft.com/office/drawing/2016/5/11/chartex" xmlns:cx6="http://schemas.microsoft.com/office/drawing/2016/5/12/chartex" xmlns:cx7="http://schemas.microsoft.com/office/drawing/2016/5/13/chartex" xmlns:cx8="http://schemas.microsoft.com/office/drawing/2016/5/14/chartex" xmlns:mc="http://schemas.openxmlformats.org/markup-compatibility/2006" xmlns:aink="http://schemas.microsoft.com/office/drawing/2016/ink" xmlns:am3d="http://schemas.microsoft.com/office/drawing/2017/model3d" xmlns:o="urn:schemas-microsoft-com:office:office" xmlns:oel="http://schemas.microsoft.com/office/2019/extlst" xmlns:r="http://schemas.openxmlformats.org/officeDocument/2006/relationships" xmlns:m="http://schemas.openxmlformats.org/officeDocument/2006/math" xmlns:v="urn:schemas-microsoft-com:vml" xmlns:wp14="http://schemas.microsoft.com/office/word/2010/wordprocessingDrawing" xmlns:wp="http://schemas.openxmlformats.org/drawingml/2006/wordprocessingDrawing" xmlns:w10="urn:schemas-microsoft-com:office:word" xmlns:w="http://schemas.openxmlformats.org/wordprocessingml/2006/main" xmlns:w14="http://schemas.microsoft.com/office/word/2010/wordml" xmlns:w15="http://schemas.microsoft.com/office/word/2012/wordml" xmlns:w16cex="http://schemas.microsoft.com/office/word/2018/wordml/cex" xmlns:w16cid="http://schemas.microsoft.com/office/word/2016/wordml/cid" xmlns:w16="http://schemas.microsoft.com/office/word/2018/wordml" xmlns:w16du="http://schemas.microsoft.com/office/word/2023/wordml/word16du" xmlns:w16sdtdh="http://schemas.microsoft.com/office/word/2020/wordml/sdtdatahash" xmlns:w16se="http://schemas.microsoft.com/office/word/2015/wordml/symex" xmlns:wpg="http://schemas.microsoft.com/office/word/2010/wordprocessingGroup" xmlns:wpi="http://schemas.microsoft.com/office/word/2010/wordprocessingInk" xmlns:wne="http://schemas.microsoft.com/office/word/2006/wordml" xmlns:wps="http://schemas.microsoft.com/office/word/2010/wordprocessingShape" mc:Ignorable="w14 w15 w16se w16cid w16 w16cex w16sdtdh w16du wp14">
   <w:abstractNum w:abstractNumId="0" w15:restartNumberingAfterBreak="0">
     <w:nsid w:val="039515D5"/>
     <w:multiLevelType w:val="multilevel"/>
@@ -17258,7 +17400,7 @@
 </file>
 
 <file path=word/styles.xml><?xml version="1.0" encoding="utf-8"?>
-<w:styles xmlns:mc="http://schemas.openxmlformats.org/markup-compatibility/2006" xmlns:r="http://schemas.openxmlformats.org/officeDocument/2006/relationships" xmlns:w="http://schemas.openxmlformats.org/wordprocessingml/2006/main" xmlns:w14="http://schemas.microsoft.com/office/word/2010/wordml" xmlns:w15="http://schemas.microsoft.com/office/word/2012/wordml" xmlns:w16cex="http://schemas.microsoft.com/office/word/2018/wordml/cex" xmlns:w16cid="http://schemas.microsoft.com/office/word/2016/wordml/cid" xmlns:w16="http://schemas.microsoft.com/office/word/2018/wordml" xmlns:w16du="http://schemas.microsoft.com/office/word/2023/wordml/word16du" xmlns:w16sdtdh="http://schemas.microsoft.com/office/word/2020/wordml/sdtdatahash" xmlns:w16sdtfl="http://schemas.microsoft.com/office/word/2024/wordml/sdtformatlock" xmlns:w16se="http://schemas.microsoft.com/office/word/2015/wordml/symex" mc:Ignorable="w14 w15 w16se w16cid w16 w16cex w16sdtdh w16sdtfl w16du">
+<w:styles xmlns:mc="http://schemas.openxmlformats.org/markup-compatibility/2006" xmlns:r="http://schemas.openxmlformats.org/officeDocument/2006/relationships" xmlns:w="http://schemas.openxmlformats.org/wordprocessingml/2006/main" xmlns:w14="http://schemas.microsoft.com/office/word/2010/wordml" xmlns:w15="http://schemas.microsoft.com/office/word/2012/wordml" xmlns:w16cex="http://schemas.microsoft.com/office/word/2018/wordml/cex" xmlns:w16cid="http://schemas.microsoft.com/office/word/2016/wordml/cid" xmlns:w16="http://schemas.microsoft.com/office/word/2018/wordml" xmlns:w16du="http://schemas.microsoft.com/office/word/2023/wordml/word16du" xmlns:w16sdtdh="http://schemas.microsoft.com/office/word/2020/wordml/sdtdatahash" xmlns:w16se="http://schemas.microsoft.com/office/word/2015/wordml/symex" mc:Ignorable="w14 w15 w16se w16cid w16 w16cex w16sdtdh w16du">
   <w:docDefaults>
     <w:rPrDefault>
       <w:rPr>
@@ -17648,11 +17790,11 @@
     <w:lsdException w:name="Unresolved Mention" w:semiHidden="1" w:unhideWhenUsed="1"/>
     <w:lsdException w:name="Smart Link" w:semiHidden="1" w:unhideWhenUsed="1"/>
   </w:latentStyles>
-  <w:style w:type="paragraph" w:default="1" w:styleId="Normal">
+  <w:style w:type="paragraph" w:default="1" w:styleId="Normale">
     <w:name w:val="Normal"/>
     <w:qFormat/>
   </w:style>
-  <w:style w:type="paragraph" w:styleId="Heading1">
+  <w:style w:type="paragraph" w:styleId="Titolo1">
     <w:name w:val="heading 1"/>
     <w:uiPriority w:val="9"/>
     <w:qFormat/>
@@ -17668,7 +17810,7 @@
       <w:szCs w:val="32"/>
     </w:rPr>
   </w:style>
-  <w:style w:type="paragraph" w:styleId="Heading2">
+  <w:style w:type="paragraph" w:styleId="Titolo2">
     <w:name w:val="heading 2"/>
     <w:uiPriority w:val="9"/>
     <w:unhideWhenUsed/>
@@ -17685,7 +17827,7 @@
       <w:szCs w:val="26"/>
     </w:rPr>
   </w:style>
-  <w:style w:type="paragraph" w:styleId="Heading3">
+  <w:style w:type="paragraph" w:styleId="Titolo3">
     <w:name w:val="heading 3"/>
     <w:uiPriority w:val="9"/>
     <w:semiHidden/>
@@ -17701,7 +17843,7 @@
       <w:color w:val="333333"/>
     </w:rPr>
   </w:style>
-  <w:style w:type="paragraph" w:styleId="Heading4">
+  <w:style w:type="paragraph" w:styleId="Titolo4">
     <w:name w:val="heading 4"/>
     <w:uiPriority w:val="9"/>
     <w:semiHidden/>
@@ -17716,7 +17858,7 @@
       <w:color w:val="2E74B5"/>
     </w:rPr>
   </w:style>
-  <w:style w:type="paragraph" w:styleId="Heading5">
+  <w:style w:type="paragraph" w:styleId="Titolo5">
     <w:name w:val="heading 5"/>
     <w:uiPriority w:val="9"/>
     <w:semiHidden/>
@@ -17729,7 +17871,7 @@
       <w:color w:val="2E74B5"/>
     </w:rPr>
   </w:style>
-  <w:style w:type="paragraph" w:styleId="Heading6">
+  <w:style w:type="paragraph" w:styleId="Titolo6">
     <w:name w:val="heading 6"/>
     <w:uiPriority w:val="9"/>
     <w:semiHidden/>
@@ -17742,13 +17884,13 @@
       <w:color w:val="1F4D78"/>
     </w:rPr>
   </w:style>
-  <w:style w:type="character" w:default="1" w:styleId="DefaultParagraphFont">
+  <w:style w:type="character" w:default="1" w:styleId="Carpredefinitoparagrafo">
     <w:name w:val="Default Paragraph Font"/>
     <w:uiPriority w:val="1"/>
     <w:semiHidden/>
     <w:unhideWhenUsed/>
   </w:style>
-  <w:style w:type="table" w:default="1" w:styleId="TableNormal">
+  <w:style w:type="table" w:default="1" w:styleId="Tabellanormale">
     <w:name w:val="Normal Table"/>
     <w:uiPriority w:val="99"/>
     <w:semiHidden/>
@@ -17763,13 +17905,13 @@
       </w:tblCellMar>
     </w:tblPr>
   </w:style>
-  <w:style w:type="numbering" w:default="1" w:styleId="NoList">
+  <w:style w:type="numbering" w:default="1" w:styleId="Nessunelenco">
     <w:name w:val="No List"/>
     <w:uiPriority w:val="99"/>
     <w:semiHidden/>
     <w:unhideWhenUsed/>
   </w:style>
-  <w:style w:type="paragraph" w:styleId="Title">
+  <w:style w:type="paragraph" w:styleId="Titolo">
     <w:name w:val="Title"/>
     <w:uiPriority w:val="10"/>
     <w:qFormat/>
@@ -17786,11 +17928,11 @@
       <w:bCs/>
     </w:rPr>
   </w:style>
-  <w:style w:type="paragraph" w:styleId="ListParagraph">
+  <w:style w:type="paragraph" w:styleId="Paragrafoelenco">
     <w:name w:val="List Paragraph"/>
     <w:qFormat/>
   </w:style>
-  <w:style w:type="character" w:styleId="Hyperlink">
+  <w:style w:type="character" w:styleId="Collegamentoipertestuale">
     <w:name w:val="Hyperlink"/>
     <w:uiPriority w:val="99"/>
     <w:unhideWhenUsed/>
@@ -17799,7 +17941,7 @@
       <w:u w:val="single"/>
     </w:rPr>
   </w:style>
-  <w:style w:type="character" w:styleId="FootnoteReference">
+  <w:style w:type="character" w:styleId="Rimandonotaapidipagina">
     <w:name w:val="footnote reference"/>
     <w:uiPriority w:val="99"/>
     <w:semiHidden/>
@@ -17808,9 +17950,9 @@
       <w:vertAlign w:val="superscript"/>
     </w:rPr>
   </w:style>
-  <w:style w:type="paragraph" w:styleId="FootnoteText">
+  <w:style w:type="paragraph" w:styleId="Testonotaapidipagina">
     <w:name w:val="footnote text"/>
-    <w:link w:val="FootnoteTextChar"/>
+    <w:link w:val="TestonotaapidipaginaCarattere"/>
     <w:uiPriority w:val="99"/>
     <w:semiHidden/>
     <w:unhideWhenUsed/>
@@ -17819,9 +17961,9 @@
       <w:szCs w:val="20"/>
     </w:rPr>
   </w:style>
-  <w:style w:type="character" w:customStyle="1" w:styleId="FootnoteTextChar">
-    <w:name w:val="Footnote Text Char"/>
-    <w:link w:val="FootnoteText"/>
+  <w:style w:type="character" w:customStyle="1" w:styleId="TestonotaapidipaginaCarattere">
+    <w:name w:val="Testo nota a piè di pagina Carattere"/>
+    <w:link w:val="Testonotaapidipagina"/>
     <w:uiPriority w:val="99"/>
     <w:semiHidden/>
     <w:unhideWhenUsed/>
@@ -17830,7 +17972,7 @@
       <w:szCs w:val="20"/>
     </w:rPr>
   </w:style>
-  <w:style w:type="character" w:styleId="EndnoteReference">
+  <w:style w:type="character" w:styleId="Rimandonotadichiusura">
     <w:name w:val="endnote reference"/>
     <w:uiPriority w:val="99"/>
     <w:semiHidden/>
@@ -17839,9 +17981,9 @@
       <w:vertAlign w:val="superscript"/>
     </w:rPr>
   </w:style>
-  <w:style w:type="paragraph" w:styleId="EndnoteText">
+  <w:style w:type="paragraph" w:styleId="Testonotadichiusura">
     <w:name w:val="endnote text"/>
-    <w:link w:val="EndnoteTextChar"/>
+    <w:link w:val="TestonotadichiusuraCarattere"/>
     <w:uiPriority w:val="99"/>
     <w:semiHidden/>
     <w:unhideWhenUsed/>
@@ -17850,9 +17992,9 @@
       <w:szCs w:val="20"/>
     </w:rPr>
   </w:style>
-  <w:style w:type="character" w:customStyle="1" w:styleId="EndnoteTextChar">
-    <w:name w:val="Endnote Text Char"/>
-    <w:link w:val="EndnoteText"/>
+  <w:style w:type="character" w:customStyle="1" w:styleId="TestonotadichiusuraCarattere">
+    <w:name w:val="Testo nota di chiusura Carattere"/>
+    <w:link w:val="Testonotadichiusura"/>
     <w:uiPriority w:val="99"/>
     <w:semiHidden/>
     <w:unhideWhenUsed/>
@@ -17861,9 +18003,9 @@
       <w:szCs w:val="20"/>
     </w:rPr>
   </w:style>
-  <w:style w:type="paragraph" w:styleId="NormalWeb">
+  <w:style w:type="paragraph" w:styleId="NormaleWeb">
     <w:name w:val="Normal (Web)"/>
-    <w:basedOn w:val="Normal"/>
+    <w:basedOn w:val="Normale"/>
     <w:uiPriority w:val="99"/>
     <w:semiHidden/>
     <w:unhideWhenUsed/>
@@ -17877,9 +18019,9 @@
       <w:szCs w:val="24"/>
     </w:rPr>
   </w:style>
-  <w:style w:type="table" w:styleId="TableGrid">
+  <w:style w:type="table" w:styleId="Grigliatabella">
     <w:name w:val="Table Grid"/>
-    <w:basedOn w:val="TableNormal"/>
+    <w:basedOn w:val="Tabellanormale"/>
     <w:uiPriority w:val="39"/>
     <w:rsid w:val="00C77C66"/>
     <w:tblPr>
@@ -17895,13 +18037,13 @@
   </w:style>
   <w:style w:type="character" w:customStyle="1" w:styleId="apple-tab-span">
     <w:name w:val="apple-tab-span"/>
-    <w:basedOn w:val="DefaultParagraphFont"/>
+    <w:basedOn w:val="Carpredefinitoparagrafo"/>
     <w:rsid w:val="00A06A32"/>
   </w:style>
-  <w:style w:type="paragraph" w:styleId="TOCHeading">
+  <w:style w:type="paragraph" w:styleId="Titolosommario">
     <w:name w:val="TOC Heading"/>
-    <w:basedOn w:val="Heading1"/>
-    <w:next w:val="Normal"/>
+    <w:basedOn w:val="Titolo1"/>
+    <w:next w:val="Normale"/>
     <w:uiPriority w:val="39"/>
     <w:unhideWhenUsed/>
     <w:qFormat/>
@@ -17919,10 +18061,10 @@
       <w:color w:val="0F4761" w:themeColor="accent1" w:themeShade="BF"/>
     </w:rPr>
   </w:style>
-  <w:style w:type="paragraph" w:styleId="TOC1">
+  <w:style w:type="paragraph" w:styleId="Sommario1">
     <w:name w:val="toc 1"/>
-    <w:basedOn w:val="Normal"/>
-    <w:next w:val="Normal"/>
+    <w:basedOn w:val="Normale"/>
+    <w:next w:val="Normale"/>
     <w:autoRedefine/>
     <w:uiPriority w:val="39"/>
     <w:unhideWhenUsed/>
@@ -17931,10 +18073,10 @@
       <w:spacing w:after="100"/>
     </w:pPr>
   </w:style>
-  <w:style w:type="paragraph" w:styleId="TOC2">
+  <w:style w:type="paragraph" w:styleId="Sommario2">
     <w:name w:val="toc 2"/>
-    <w:basedOn w:val="Normal"/>
-    <w:next w:val="Normal"/>
+    <w:basedOn w:val="Normale"/>
+    <w:next w:val="Normale"/>
     <w:autoRedefine/>
     <w:uiPriority w:val="39"/>
     <w:unhideWhenUsed/>
